--- a/lessons/5-5/downloads/5-5-notes-l2.docx
+++ b/lessons/5-5/downloads/5-5-notes-l2.docx
@@ -1345,6 +1345,314 @@
         </w:tc>
       </w:tr>
     </w:tbl>
+    <w:tbl>
+      <w:tblPr>
+        <w:tblW w:type="pct" w:w="100%"/>
+        <w:tblBorders>
+          <w:top w:val="none" w:color="FFFFFF" w:sz="0"/>
+          <w:left w:val="none" w:color="FFFFFF" w:sz="0"/>
+          <w:bottom w:val="single" w:color="C7D2DD" w:sz="4"/>
+          <w:right w:val="none" w:color="FFFFFF" w:sz="0"/>
+          <w:insideH w:val="none" w:color="FFFFFF" w:sz="0"/>
+          <w:insideV w:val="none" w:color="FFFFFF" w:sz="0"/>
+        </w:tblBorders>
+      </w:tblPr>
+      <w:tblGrid>
+        <w:gridCol w:w="1800"/>
+        <w:gridCol w:w="7560"/>
+      </w:tblGrid>
+      <w:tr>
+        <w:trPr>
+          <w:cantSplit/>
+        </w:trPr>
+        <w:tc>
+          <w:tcPr>
+            <w:tcW w:type="dxa" w:w="1800"/>
+            <w:tcMar>
+              <w:top w:type="dxa" w:w="100"/>
+              <w:left w:type="dxa" w:w="40"/>
+              <w:bottom w:type="dxa" w:w="100"/>
+              <w:right w:type="dxa" w:w="120"/>
+            </w:tcMar>
+            <w:vAlign w:val="center"/>
+          </w:tcPr>
+          <w:p>
+            <w:pPr>
+              <w:spacing w:after="0"/>
+              <w:jc w:val="center"/>
+            </w:pPr>
+            <w:r>
+              <w:drawing>
+                <wp:inline distT="0" distB="0" distL="0" distR="0">
+                  <wp:extent cx="1047750" cy="790575"/>
+                  <wp:effectExtent t="0" r="0" b="0" l="0"/>
+                  <wp:docPr id="1" name="" descr="" title=""/>
+                  <wp:cNvGraphicFramePr>
+                    <a:graphicFrameLocks xmlns:a="http://schemas.openxmlformats.org/drawingml/2006/main" noChangeAspect="1"/>
+                  </wp:cNvGraphicFramePr>
+                  <a:graphic xmlns:a="http://schemas.openxmlformats.org/drawingml/2006/main">
+                    <a:graphicData uri="http://schemas.openxmlformats.org/drawingml/2006/picture">
+                      <pic:pic xmlns:pic="http://schemas.openxmlformats.org/drawingml/2006/picture">
+                        <pic:nvPicPr>
+                          <pic:cNvPr id="0" name="" descr=""/>
+                          <pic:cNvPicPr>
+                            <a:picLocks noChangeAspect="1" noChangeArrowheads="1"/>
+                          </pic:cNvPicPr>
+                        </pic:nvPicPr>
+                        <pic:blipFill>
+                          <a:blip r:embed="rId12" cstate="none"/>
+                          <a:srcRect/>
+                          <a:stretch>
+                            <a:fillRect/>
+                          </a:stretch>
+                        </pic:blipFill>
+                        <pic:spPr bwMode="auto">
+                          <a:xfrm>
+                            <a:off x="0" y="0"/>
+                            <a:ext cx="1047750" cy="790575"/>
+                          </a:xfrm>
+                          <a:prstGeom prst="rect">
+                            <a:avLst/>
+                          </a:prstGeom>
+                        </pic:spPr>
+                      </pic:pic>
+                    </a:graphicData>
+                  </a:graphic>
+                </wp:inline>
+              </w:drawing>
+            </w:r>
+          </w:p>
+        </w:tc>
+        <w:tc>
+          <w:tcPr>
+            <w:tcW w:type="dxa" w:w="7560"/>
+            <w:tcMar>
+              <w:top w:type="dxa" w:w="100"/>
+              <w:left w:type="dxa" w:w="40"/>
+              <w:bottom w:type="dxa" w:w="100"/>
+              <w:right w:type="dxa" w:w="40"/>
+            </w:tcMar>
+            <w:vAlign w:val="center"/>
+          </w:tcPr>
+          <w:p>
+            <w:pPr>
+              <w:spacing w:after="50"/>
+            </w:pPr>
+            <w:r>
+              <w:rPr>
+                <w:b/>
+                <w:bCs/>
+                <w:color w:val="12355B"/>
+                <w:sz w:val="24"/>
+                <w:szCs w:val="24"/>
+              </w:rPr>
+              <w:t xml:space="preserve">Unit cube</w:t>
+            </w:r>
+            <w:r>
+              <w:rPr>
+                <w:i/>
+                <w:iCs/>
+                <w:color w:val="5F6F80"/>
+                <w:sz w:val="19"/>
+                <w:szCs w:val="19"/>
+              </w:rPr>
+              <w:t xml:space="preserve">   Cubo unitario</w:t>
+            </w:r>
+          </w:p>
+          <w:p>
+            <w:pPr>
+              <w:spacing w:after="40"/>
+            </w:pPr>
+            <w:r>
+              <w:rPr>
+                <w:sz w:val="21"/>
+                <w:szCs w:val="21"/>
+              </w:rPr>
+              <w:t xml:space="preserve">A cube that measures one unit on every edge.</w:t>
+            </w:r>
+          </w:p>
+          <w:p>
+            <w:pPr>
+              <w:spacing w:after="0"/>
+            </w:pPr>
+            <w:r>
+              <w:rPr>
+                <w:b/>
+                <w:bCs/>
+                <w:color w:val="1FA6A2"/>
+                <w:sz w:val="18"/>
+                <w:szCs w:val="18"/>
+              </w:rPr>
+              <w:t xml:space="preserve">Example:  </w:t>
+            </w:r>
+            <w:r>
+              <w:rPr>
+                <w:i/>
+                <w:iCs/>
+                <w:color w:val="5F6F80"/>
+                <w:sz w:val="18"/>
+                <w:szCs w:val="18"/>
+              </w:rPr>
+              <w:t xml:space="preserve">Unit cubes fill a prism with no gaps.</w:t>
+            </w:r>
+          </w:p>
+        </w:tc>
+      </w:tr>
+    </w:tbl>
+    <w:tbl>
+      <w:tblPr>
+        <w:tblW w:type="pct" w:w="100%"/>
+        <w:tblBorders>
+          <w:top w:val="none" w:color="FFFFFF" w:sz="0"/>
+          <w:left w:val="none" w:color="FFFFFF" w:sz="0"/>
+          <w:bottom w:val="single" w:color="C7D2DD" w:sz="4"/>
+          <w:right w:val="none" w:color="FFFFFF" w:sz="0"/>
+          <w:insideH w:val="none" w:color="FFFFFF" w:sz="0"/>
+          <w:insideV w:val="none" w:color="FFFFFF" w:sz="0"/>
+        </w:tblBorders>
+      </w:tblPr>
+      <w:tblGrid>
+        <w:gridCol w:w="1800"/>
+        <w:gridCol w:w="7560"/>
+      </w:tblGrid>
+      <w:tr>
+        <w:trPr>
+          <w:cantSplit/>
+        </w:trPr>
+        <w:tc>
+          <w:tcPr>
+            <w:tcW w:type="dxa" w:w="1800"/>
+            <w:tcMar>
+              <w:top w:type="dxa" w:w="100"/>
+              <w:left w:type="dxa" w:w="40"/>
+              <w:bottom w:type="dxa" w:w="100"/>
+              <w:right w:type="dxa" w:w="120"/>
+            </w:tcMar>
+            <w:vAlign w:val="center"/>
+          </w:tcPr>
+          <w:p>
+            <w:pPr>
+              <w:spacing w:after="0"/>
+              <w:jc w:val="center"/>
+            </w:pPr>
+            <w:r>
+              <w:drawing>
+                <wp:inline distT="0" distB="0" distL="0" distR="0">
+                  <wp:extent cx="1047750" cy="790575"/>
+                  <wp:effectExtent t="0" r="0" b="0" l="0"/>
+                  <wp:docPr id="1" name="" descr="" title=""/>
+                  <wp:cNvGraphicFramePr>
+                    <a:graphicFrameLocks xmlns:a="http://schemas.openxmlformats.org/drawingml/2006/main" noChangeAspect="1"/>
+                  </wp:cNvGraphicFramePr>
+                  <a:graphic xmlns:a="http://schemas.openxmlformats.org/drawingml/2006/main">
+                    <a:graphicData uri="http://schemas.openxmlformats.org/drawingml/2006/picture">
+                      <pic:pic xmlns:pic="http://schemas.openxmlformats.org/drawingml/2006/picture">
+                        <pic:nvPicPr>
+                          <pic:cNvPr id="0" name="" descr=""/>
+                          <pic:cNvPicPr>
+                            <a:picLocks noChangeAspect="1" noChangeArrowheads="1"/>
+                          </pic:cNvPicPr>
+                        </pic:nvPicPr>
+                        <pic:blipFill>
+                          <a:blip r:embed="rId16" cstate="none"/>
+                          <a:srcRect/>
+                          <a:stretch>
+                            <a:fillRect/>
+                          </a:stretch>
+                        </pic:blipFill>
+                        <pic:spPr bwMode="auto">
+                          <a:xfrm>
+                            <a:off x="0" y="0"/>
+                            <a:ext cx="1047750" cy="790575"/>
+                          </a:xfrm>
+                          <a:prstGeom prst="rect">
+                            <a:avLst/>
+                          </a:prstGeom>
+                        </pic:spPr>
+                      </pic:pic>
+                    </a:graphicData>
+                  </a:graphic>
+                </wp:inline>
+              </w:drawing>
+            </w:r>
+          </w:p>
+        </w:tc>
+        <w:tc>
+          <w:tcPr>
+            <w:tcW w:type="dxa" w:w="7560"/>
+            <w:tcMar>
+              <w:top w:type="dxa" w:w="100"/>
+              <w:left w:type="dxa" w:w="40"/>
+              <w:bottom w:type="dxa" w:w="100"/>
+              <w:right w:type="dxa" w:w="40"/>
+            </w:tcMar>
+            <w:vAlign w:val="center"/>
+          </w:tcPr>
+          <w:p>
+            <w:pPr>
+              <w:spacing w:after="50"/>
+            </w:pPr>
+            <w:r>
+              <w:rPr>
+                <w:b/>
+                <w:bCs/>
+                <w:color w:val="12355B"/>
+                <w:sz w:val="24"/>
+                <w:szCs w:val="24"/>
+              </w:rPr>
+              <w:t xml:space="preserve">Base area</w:t>
+            </w:r>
+            <w:r>
+              <w:rPr>
+                <w:i/>
+                <w:iCs/>
+                <w:color w:val="5F6F80"/>
+                <w:sz w:val="19"/>
+                <w:szCs w:val="19"/>
+              </w:rPr>
+              <w:t xml:space="preserve">   Área de la base</w:t>
+            </w:r>
+          </w:p>
+          <w:p>
+            <w:pPr>
+              <w:spacing w:after="40"/>
+            </w:pPr>
+            <w:r>
+              <w:rPr>
+                <w:sz w:val="21"/>
+                <w:szCs w:val="21"/>
+              </w:rPr>
+              <w:t xml:space="preserve">The area of the bottom face of a prism.</w:t>
+            </w:r>
+          </w:p>
+          <w:p>
+            <w:pPr>
+              <w:spacing w:after="0"/>
+            </w:pPr>
+            <w:r>
+              <w:rPr>
+                <w:b/>
+                <w:bCs/>
+                <w:color w:val="1FA6A2"/>
+                <w:sz w:val="18"/>
+                <w:szCs w:val="18"/>
+              </w:rPr>
+              <w:t xml:space="preserve">Example:  </w:t>
+            </w:r>
+            <w:r>
+              <w:rPr>
+                <w:i/>
+                <w:iCs/>
+                <w:color w:val="5F6F80"/>
+                <w:sz w:val="18"/>
+                <w:szCs w:val="18"/>
+              </w:rPr>
+              <w:t xml:space="preserve">B = length × width</w:t>
+            </w:r>
+          </w:p>
+        </w:tc>
+      </w:tr>
+    </w:tbl>
     <w:p>
       <w:pPr>
         <w:pStyle w:val="Heading1"/>
@@ -1433,7 +1741,7 @@
                 <w:sz w:val="21"/>
                 <w:szCs w:val="21"/>
               </w:rPr>
-              <w:t xml:space="preserve">Volume with Whole-Number Edges      •      Volume      •      Rectangular prism      •      Cubic units      •      Length, width, height      •      Net      •      Edge</w:t>
+              <w:t xml:space="preserve">Volume with Whole-Number Edges      •      Volume      •      Rectangular prism      •      Cubic units      •      Length, width, height      •      Net      •      Edge      •      Unit cube      •      Base area</w:t>
             </w:r>
           </w:p>
         </w:tc>
@@ -1690,6 +1998,80 @@
           <w:szCs w:val="22"/>
         </w:rPr>
         <w:t xml:space="preserve">A line segment where two faces of a solid meet is an </w:t>
+      </w:r>
+      <w:r>
+        <w:rPr>
+          <w:sz w:val="22"/>
+          <w:szCs w:val="22"/>
+        </w:rPr>
+        <w:t xml:space="preserve">________________</w:t>
+      </w:r>
+      <w:r>
+        <w:rPr>
+          <w:sz w:val="22"/>
+          <w:szCs w:val="22"/>
+        </w:rPr>
+        <w:t xml:space="preserve">.</w:t>
+      </w:r>
+    </w:p>
+    <w:p>
+      <w:pPr>
+        <w:keepLines/>
+        <w:spacing w:after="260" w:before="200"/>
+      </w:pPr>
+      <w:r>
+        <w:rPr>
+          <w:b/>
+          <w:bCs/>
+          <w:color w:val="12355B"/>
+          <w:sz w:val="22"/>
+          <w:szCs w:val="22"/>
+        </w:rPr>
+        <w:t xml:space="preserve">8.  </w:t>
+      </w:r>
+      <w:r>
+        <w:rPr>
+          <w:sz w:val="22"/>
+          <w:szCs w:val="22"/>
+        </w:rPr>
+        <w:t xml:space="preserve">A cube that is one unit on every edge is a </w:t>
+      </w:r>
+      <w:r>
+        <w:rPr>
+          <w:sz w:val="22"/>
+          <w:szCs w:val="22"/>
+        </w:rPr>
+        <w:t xml:space="preserve">________________</w:t>
+      </w:r>
+      <w:r>
+        <w:rPr>
+          <w:sz w:val="22"/>
+          <w:szCs w:val="22"/>
+        </w:rPr>
+        <w:t xml:space="preserve">.</w:t>
+      </w:r>
+    </w:p>
+    <w:p>
+      <w:pPr>
+        <w:keepLines/>
+        <w:spacing w:after="260" w:before="200"/>
+      </w:pPr>
+      <w:r>
+        <w:rPr>
+          <w:b/>
+          <w:bCs/>
+          <w:color w:val="12355B"/>
+          <w:sz w:val="22"/>
+          <w:szCs w:val="22"/>
+        </w:rPr>
+        <w:t xml:space="preserve">9.  </w:t>
+      </w:r>
+      <w:r>
+        <w:rPr>
+          <w:sz w:val="22"/>
+          <w:szCs w:val="22"/>
+        </w:rPr>
+        <w:t xml:space="preserve">The area of the bottom face of a prism is the </w:t>
       </w:r>
       <w:r>
         <w:rPr>
@@ -2773,7 +3155,7 @@
           <w:sz w:val="20"/>
           <w:szCs w:val="20"/>
         </w:rPr>
-        <w:t xml:space="preserve">A)  84 in³</w:t>
+        <w:t xml:space="preserve">A)  14 in³</w:t>
       </w:r>
     </w:p>
     <w:p>
@@ -2786,7 +3168,7 @@
           <w:sz w:val="20"/>
           <w:szCs w:val="20"/>
         </w:rPr>
-        <w:t xml:space="preserve">B)  14 in³</w:t>
+        <w:t xml:space="preserve">B)  42 in³</w:t>
       </w:r>
     </w:p>
     <w:p>
@@ -2799,7 +3181,7 @@
           <w:sz w:val="20"/>
           <w:szCs w:val="20"/>
         </w:rPr>
-        <w:t xml:space="preserve">C)  84 in²</w:t>
+        <w:t xml:space="preserve">C)  84 in³</w:t>
       </w:r>
     </w:p>
     <w:p>
@@ -2812,7 +3194,7 @@
           <w:sz w:val="20"/>
           <w:szCs w:val="20"/>
         </w:rPr>
-        <w:t xml:space="preserve">D)  42 in³</w:t>
+        <w:t xml:space="preserve">D)  84 in²</w:t>
       </w:r>
     </w:p>
     <w:p>
@@ -2858,7 +3240,7 @@
           <w:sz w:val="21"/>
           <w:szCs w:val="21"/>
         </w:rPr>
-        <w:t xml:space="preserve">A. 84 in³</w:t>
+        <w:t xml:space="preserve">C. 84 in³</w:t>
       </w:r>
     </w:p>
     <w:p>
@@ -2954,7 +3336,7 @@
           <w:sz w:val="20"/>
           <w:szCs w:val="20"/>
         </w:rPr>
-        <w:t xml:space="preserve">B)  6 cm</w:t>
+        <w:t xml:space="preserve">B)  4 cm</w:t>
       </w:r>
     </w:p>
     <w:p>
@@ -2967,7 +3349,7 @@
           <w:sz w:val="20"/>
           <w:szCs w:val="20"/>
         </w:rPr>
-        <w:t xml:space="preserve">C)  4 cm</w:t>
+        <w:t xml:space="preserve">C)  6 cm</w:t>
       </w:r>
     </w:p>
     <w:p>
@@ -3934,7 +4316,7 @@
           <w:sz w:val="20"/>
           <w:szCs w:val="20"/>
         </w:rPr>
-        <w:t xml:space="preserve">B)  160 cm³</w:t>
+        <w:t xml:space="preserve">B)  80 cm³</w:t>
       </w:r>
     </w:p>
     <w:p>
@@ -3947,7 +4329,7 @@
           <w:sz w:val="20"/>
           <w:szCs w:val="20"/>
         </w:rPr>
-        <w:t xml:space="preserve">C)  80 cm³</w:t>
+        <w:t xml:space="preserve">C)  120 cm³</w:t>
       </w:r>
     </w:p>
     <w:p>
@@ -3960,7 +4342,7 @@
           <w:sz w:val="20"/>
           <w:szCs w:val="20"/>
         </w:rPr>
-        <w:t xml:space="preserve">D)  120 cm³</w:t>
+        <w:t xml:space="preserve">D)  160 cm³</w:t>
       </w:r>
     </w:p>
     <w:p>
@@ -4051,7 +4433,7 @@
           <w:sz w:val="20"/>
           <w:szCs w:val="20"/>
         </w:rPr>
-        <w:t xml:space="preserve">A)  3 in</w:t>
+        <w:t xml:space="preserve">A)  2 in</w:t>
       </w:r>
     </w:p>
     <w:p>
@@ -4064,7 +4446,7 @@
           <w:sz w:val="20"/>
           <w:szCs w:val="20"/>
         </w:rPr>
-        <w:t xml:space="preserve">B)  12 in</w:t>
+        <w:t xml:space="preserve">B)  3 in</w:t>
       </w:r>
     </w:p>
     <w:p>
@@ -4077,7 +4459,7 @@
           <w:sz w:val="20"/>
           <w:szCs w:val="20"/>
         </w:rPr>
-        <w:t xml:space="preserve">C)  2 in</w:t>
+        <w:t xml:space="preserve">C)  12 in</w:t>
       </w:r>
     </w:p>
     <w:p>
@@ -4214,7 +4596,7 @@
           <w:sz w:val="21"/>
           <w:szCs w:val="21"/>
         </w:rPr>
-        <w:t xml:space="preserve">A)  220 in³</w:t>
+        <w:t xml:space="preserve">A)  55 in³</w:t>
       </w:r>
     </w:p>
     <w:p>
@@ -4227,7 +4609,7 @@
           <w:sz w:val="21"/>
           <w:szCs w:val="21"/>
         </w:rPr>
-        <w:t xml:space="preserve">B)  55 in³</w:t>
+        <w:t xml:space="preserve">B)  200 in³</w:t>
       </w:r>
     </w:p>
     <w:p>
@@ -4240,7 +4622,7 @@
           <w:sz w:val="21"/>
           <w:szCs w:val="21"/>
         </w:rPr>
-        <w:t xml:space="preserve">C)  220 in²</w:t>
+        <w:t xml:space="preserve">C)  220 in³</w:t>
       </w:r>
     </w:p>
     <w:p>
@@ -4253,7 +4635,7 @@
           <w:sz w:val="21"/>
           <w:szCs w:val="21"/>
         </w:rPr>
-        <w:t xml:space="preserve">D)  200 in³</w:t>
+        <w:t xml:space="preserve">D)  220 in²</w:t>
       </w:r>
     </w:p>
     <w:p>

--- a/lessons/5-5/downloads/5-5-notes-l2.docx
+++ b/lessons/5-5/downloads/5-5-notes-l2.docx
@@ -264,49 +264,269 @@
           <w:sz w:val="19"/>
           <w:szCs w:val="19"/>
         </w:rPr>
-        <w:t xml:space="preserve">Look at the picture, read the word, then read what it means.</w:t>
+        <w:t xml:space="preserve">Review each concept term, definition, non-example, and visual clue.</w:t>
       </w:r>
     </w:p>
     <w:tbl>
       <w:tblPr>
-        <w:tblW w:type="pct" w:w="100%"/>
+        <w:tblW w:type="dxa" w:w="9360"/>
         <w:tblBorders>
-          <w:top w:val="none" w:color="FFFFFF" w:sz="0"/>
-          <w:left w:val="none" w:color="FFFFFF" w:sz="0"/>
-          <w:bottom w:val="single" w:color="C7D2DD" w:sz="4"/>
-          <w:right w:val="none" w:color="FFFFFF" w:sz="0"/>
-          <w:insideH w:val="none" w:color="FFFFFF" w:sz="0"/>
-          <w:insideV w:val="none" w:color="FFFFFF" w:sz="0"/>
+          <w:top w:val="single" w:color="C7D2DD" w:sz="6"/>
+          <w:left w:val="single" w:color="C7D2DD" w:sz="6"/>
+          <w:bottom w:val="single" w:color="C7D2DD" w:sz="6"/>
+          <w:right w:val="single" w:color="C7D2DD" w:sz="6"/>
+          <w:insideH w:val="single" w:color="C7D2DD" w:sz="6"/>
+          <w:insideV w:val="single" w:color="C7D2DD" w:sz="6"/>
         </w:tblBorders>
       </w:tblPr>
       <w:tblGrid>
         <w:gridCol w:w="1800"/>
-        <w:gridCol w:w="7560"/>
+        <w:gridCol w:w="3160"/>
+        <w:gridCol w:w="2200"/>
+        <w:gridCol w:w="2200"/>
       </w:tblGrid>
       <w:tr>
         <w:trPr>
           <w:cantSplit/>
+          <w:tblHeader/>
         </w:trPr>
         <w:tc>
           <w:tcPr>
             <w:tcW w:type="dxa" w:w="1800"/>
-            <w:tcMar>
-              <w:top w:type="dxa" w:w="100"/>
-              <w:left w:type="dxa" w:w="40"/>
-              <w:bottom w:type="dxa" w:w="100"/>
-              <w:right w:type="dxa" w:w="120"/>
-            </w:tcMar>
-            <w:vAlign w:val="center"/>
+            <w:shd w:fill="EEF4F8" w:color="auto" w:val="clear"/>
+            <w:tcMar>
+              <w:top w:type="dxa" w:w="80"/>
+              <w:left w:type="dxa" w:w="100"/>
+              <w:bottom w:type="dxa" w:w="80"/>
+              <w:right w:type="dxa" w:w="100"/>
+            </w:tcMar>
           </w:tcPr>
           <w:p>
             <w:pPr>
               <w:spacing w:after="0"/>
+            </w:pPr>
+            <w:r>
+              <w:rPr>
+                <w:b/>
+                <w:bCs/>
+                <w:color w:val="12355B"/>
+                <w:sz w:val="19"/>
+                <w:szCs w:val="19"/>
+              </w:rPr>
+              <w:t xml:space="preserve">Concept Term</w:t>
+            </w:r>
+          </w:p>
+        </w:tc>
+        <w:tc>
+          <w:tcPr>
+            <w:tcW w:type="dxa" w:w="3160"/>
+            <w:shd w:fill="EEF4F8" w:color="auto" w:val="clear"/>
+            <w:tcMar>
+              <w:top w:type="dxa" w:w="80"/>
+              <w:left w:type="dxa" w:w="100"/>
+              <w:bottom w:type="dxa" w:w="80"/>
+              <w:right w:type="dxa" w:w="100"/>
+            </w:tcMar>
+          </w:tcPr>
+          <w:p>
+            <w:pPr>
+              <w:spacing w:after="0"/>
+            </w:pPr>
+            <w:r>
+              <w:rPr>
+                <w:b/>
+                <w:bCs/>
+                <w:color w:val="12355B"/>
+                <w:sz w:val="19"/>
+                <w:szCs w:val="19"/>
+              </w:rPr>
+              <w:t xml:space="preserve">Student-Friendly Definition</w:t>
+            </w:r>
+          </w:p>
+        </w:tc>
+        <w:tc>
+          <w:tcPr>
+            <w:tcW w:type="dxa" w:w="2200"/>
+            <w:shd w:fill="EEF4F8" w:color="auto" w:val="clear"/>
+            <w:tcMar>
+              <w:top w:type="dxa" w:w="80"/>
+              <w:left w:type="dxa" w:w="100"/>
+              <w:bottom w:type="dxa" w:w="80"/>
+              <w:right w:type="dxa" w:w="100"/>
+            </w:tcMar>
+          </w:tcPr>
+          <w:p>
+            <w:pPr>
+              <w:spacing w:after="0"/>
+            </w:pPr>
+            <w:r>
+              <w:rPr>
+                <w:b/>
+                <w:bCs/>
+                <w:color w:val="12355B"/>
+                <w:sz w:val="19"/>
+                <w:szCs w:val="19"/>
+              </w:rPr>
+              <w:t xml:space="preserve">Non-Example</w:t>
+            </w:r>
+          </w:p>
+        </w:tc>
+        <w:tc>
+          <w:tcPr>
+            <w:tcW w:type="dxa" w:w="2200"/>
+            <w:shd w:fill="EEF4F8" w:color="auto" w:val="clear"/>
+            <w:tcMar>
+              <w:top w:type="dxa" w:w="80"/>
+              <w:left w:type="dxa" w:w="100"/>
+              <w:bottom w:type="dxa" w:w="80"/>
+              <w:right w:type="dxa" w:w="100"/>
+            </w:tcMar>
+          </w:tcPr>
+          <w:p>
+            <w:pPr>
+              <w:spacing w:after="0"/>
+            </w:pPr>
+            <w:r>
+              <w:rPr>
+                <w:b/>
+                <w:bCs/>
+                <w:color w:val="12355B"/>
+                <w:sz w:val="19"/>
+                <w:szCs w:val="19"/>
+              </w:rPr>
+              <w:t xml:space="preserve">Visual Clue</w:t>
+            </w:r>
+          </w:p>
+        </w:tc>
+      </w:tr>
+      <w:tr>
+        <w:trPr>
+          <w:cantSplit/>
+        </w:trPr>
+        <w:tc>
+          <w:tcPr>
+            <w:tcW w:type="dxa" w:w="1800"/>
+            <w:tcMar>
+              <w:top w:type="dxa" w:w="80"/>
+              <w:left w:type="dxa" w:w="100"/>
+              <w:bottom w:type="dxa" w:w="80"/>
+              <w:right w:type="dxa" w:w="100"/>
+            </w:tcMar>
+            <w:vAlign w:val="top"/>
+          </w:tcPr>
+          <w:p>
+            <w:pPr>
+              <w:spacing w:after="30"/>
+            </w:pPr>
+            <w:r>
+              <w:rPr>
+                <w:b/>
+                <w:bCs/>
+                <w:color w:val="12355B"/>
+                <w:sz w:val="21"/>
+                <w:szCs w:val="21"/>
+              </w:rPr>
+              <w:t xml:space="preserve">Volume with Whole-Number Edges</w:t>
+            </w:r>
+          </w:p>
+          <w:p>
+            <w:pPr>
+              <w:spacing w:after="0"/>
+            </w:pPr>
+            <w:r>
+              <w:rPr>
+                <w:i/>
+                <w:iCs/>
+                <w:color w:val="5F6F80"/>
+                <w:sz w:val="18"/>
+                <w:szCs w:val="18"/>
+              </w:rPr>
+              <w:t xml:space="preserve">Volumen con aristas de números enteros</w:t>
+            </w:r>
+          </w:p>
+        </w:tc>
+        <w:tc>
+          <w:tcPr>
+            <w:tcW w:type="dxa" w:w="3160"/>
+            <w:tcMar>
+              <w:top w:type="dxa" w:w="80"/>
+              <w:left w:type="dxa" w:w="100"/>
+              <w:bottom w:type="dxa" w:w="80"/>
+              <w:right w:type="dxa" w:w="100"/>
+            </w:tcMar>
+            <w:vAlign w:val="top"/>
+          </w:tcPr>
+          <w:p>
+            <w:pPr>
+              <w:spacing w:after="0"/>
+            </w:pPr>
+            <w:r>
+              <w:rPr>
+                <w:sz w:val="20"/>
+                <w:szCs w:val="20"/>
+              </w:rPr>
+              <w:t xml:space="preserve">The number of unit cubes inside a rectangular prism. Formula: V = l × w × h.</w:t>
+            </w:r>
+          </w:p>
+        </w:tc>
+        <w:tc>
+          <w:tcPr>
+            <w:tcW w:type="dxa" w:w="2200"/>
+            <w:tcMar>
+              <w:top w:type="dxa" w:w="80"/>
+              <w:left w:type="dxa" w:w="100"/>
+              <w:bottom w:type="dxa" w:w="80"/>
+              <w:right w:type="dxa" w:w="100"/>
+            </w:tcMar>
+            <w:vAlign w:val="top"/>
+          </w:tcPr>
+          <w:p>
+            <w:pPr>
+              <w:spacing w:after="40"/>
+            </w:pPr>
+            <w:r>
+              <w:rPr>
+                <w:i/>
+                <w:iCs/>
+                <w:color w:val="5F6F80"/>
+                <w:sz w:val="19"/>
+                <w:szCs w:val="19"/>
+              </w:rPr>
+              <w:t xml:space="preserve">Not Volume with Whole-Number Edges: write a counter-example that breaks the definition.</w:t>
+            </w:r>
+          </w:p>
+          <w:p>
+            <w:pPr>
+              <w:pBdr>
+                <w:bottom w:val="single" w:color="AFBECC" w:sz="6"/>
+              </w:pBdr>
+              <w:spacing w:after="30" w:before="150"/>
+            </w:pPr>
+            <w:r>
+              <w:t xml:space="preserve"/>
+            </w:r>
+          </w:p>
+        </w:tc>
+        <w:tc>
+          <w:tcPr>
+            <w:tcW w:type="dxa" w:w="2200"/>
+            <w:tcMar>
+              <w:top w:type="dxa" w:w="80"/>
+              <w:left w:type="dxa" w:w="100"/>
+              <w:bottom w:type="dxa" w:w="80"/>
+              <w:right w:type="dxa" w:w="100"/>
+            </w:tcMar>
+            <w:vAlign w:val="top"/>
+          </w:tcPr>
+          <w:p>
+            <w:pPr>
+              <w:spacing w:after="40"/>
               <w:jc w:val="center"/>
             </w:pPr>
             <w:r>
               <w:drawing>
                 <wp:inline distT="0" distB="0" distL="0" distR="0">
-                  <wp:extent cx="1047750" cy="790575"/>
+                  <wp:extent cx="876300" cy="657225"/>
                   <wp:effectExtent t="0" r="0" b="0" l="0"/>
                   <wp:docPr id="1" name="" descr="" title=""/>
                   <wp:cNvGraphicFramePr>
@@ -331,7 +551,7 @@
                         <pic:spPr bwMode="auto">
                           <a:xfrm>
                             <a:off x="0" y="0"/>
-                            <a:ext cx="1047750" cy="790575"/>
+                            <a:ext cx="876300" cy="657225"/>
                           </a:xfrm>
                           <a:prstGeom prst="rect">
                             <a:avLst/>
@@ -344,32 +564,108 @@
               </w:drawing>
             </w:r>
           </w:p>
-        </w:tc>
-        <w:tc>
-          <w:tcPr>
-            <w:tcW w:type="dxa" w:w="7560"/>
-            <w:tcMar>
-              <w:top w:type="dxa" w:w="100"/>
-              <w:left w:type="dxa" w:w="40"/>
-              <w:bottom w:type="dxa" w:w="100"/>
-              <w:right w:type="dxa" w:w="40"/>
-            </w:tcMar>
-            <w:vAlign w:val="center"/>
-          </w:tcPr>
-          <w:p>
-            <w:pPr>
-              <w:spacing w:after="50"/>
+          <w:p>
+            <w:pPr>
+              <w:spacing w:after="0"/>
+            </w:pPr>
+            <w:r>
+              <w:rPr>
+                <w:i/>
+                <w:iCs/>
+                <w:color w:val="5F6F80"/>
+                <w:sz w:val="18"/>
+                <w:szCs w:val="18"/>
+              </w:rPr>
+              <w:t xml:space="preserve">V = l × w × h; 3 × 4 × 5 = 60 cubic units.</w:t>
+            </w:r>
+          </w:p>
+        </w:tc>
+      </w:tr>
+      <w:tr>
+        <w:trPr>
+          <w:cantSplit/>
+        </w:trPr>
+        <w:tc>
+          <w:tcPr>
+            <w:tcW w:type="dxa" w:w="1800"/>
+            <w:tcMar>
+              <w:top w:type="dxa" w:w="80"/>
+              <w:left w:type="dxa" w:w="100"/>
+              <w:bottom w:type="dxa" w:w="80"/>
+              <w:right w:type="dxa" w:w="100"/>
+            </w:tcMar>
+            <w:vAlign w:val="top"/>
+          </w:tcPr>
+          <w:p>
+            <w:pPr>
+              <w:spacing w:after="30"/>
             </w:pPr>
             <w:r>
               <w:rPr>
                 <w:b/>
                 <w:bCs/>
                 <w:color w:val="12355B"/>
-                <w:sz w:val="24"/>
-                <w:szCs w:val="24"/>
-              </w:rPr>
-              <w:t xml:space="preserve">Volume with Whole-Number Edges</w:t>
-            </w:r>
+                <w:sz w:val="21"/>
+                <w:szCs w:val="21"/>
+              </w:rPr>
+              <w:t xml:space="preserve">Volume</w:t>
+            </w:r>
+          </w:p>
+          <w:p>
+            <w:pPr>
+              <w:spacing w:after="0"/>
+            </w:pPr>
+            <w:r>
+              <w:rPr>
+                <w:i/>
+                <w:iCs/>
+                <w:color w:val="5F6F80"/>
+                <w:sz w:val="18"/>
+                <w:szCs w:val="18"/>
+              </w:rPr>
+              <w:t xml:space="preserve">Volumen</w:t>
+            </w:r>
+          </w:p>
+        </w:tc>
+        <w:tc>
+          <w:tcPr>
+            <w:tcW w:type="dxa" w:w="3160"/>
+            <w:tcMar>
+              <w:top w:type="dxa" w:w="80"/>
+              <w:left w:type="dxa" w:w="100"/>
+              <w:bottom w:type="dxa" w:w="80"/>
+              <w:right w:type="dxa" w:w="100"/>
+            </w:tcMar>
+            <w:vAlign w:val="top"/>
+          </w:tcPr>
+          <w:p>
+            <w:pPr>
+              <w:spacing w:after="0"/>
+            </w:pPr>
+            <w:r>
+              <w:rPr>
+                <w:sz w:val="20"/>
+                <w:szCs w:val="20"/>
+              </w:rPr>
+              <w:t xml:space="preserve">How much space is inside a solid shape.</w:t>
+            </w:r>
+          </w:p>
+        </w:tc>
+        <w:tc>
+          <w:tcPr>
+            <w:tcW w:type="dxa" w:w="2200"/>
+            <w:tcMar>
+              <w:top w:type="dxa" w:w="80"/>
+              <w:left w:type="dxa" w:w="100"/>
+              <w:bottom w:type="dxa" w:w="80"/>
+              <w:right w:type="dxa" w:w="100"/>
+            </w:tcMar>
+            <w:vAlign w:val="top"/>
+          </w:tcPr>
+          <w:p>
+            <w:pPr>
+              <w:spacing w:after="40"/>
+            </w:pPr>
             <w:r>
               <w:rPr>
                 <w:i/>
@@ -378,89 +674,41 @@
                 <w:sz w:val="19"/>
                 <w:szCs w:val="19"/>
               </w:rPr>
-              <w:t xml:space="preserve">   Volumen con aristas de números enteros</w:t>
-            </w:r>
-          </w:p>
+              <w:t xml:space="preserve">Not Volume: write a counter-example that breaks the definition.</w:t>
+            </w:r>
+          </w:p>
+          <w:p>
+            <w:pPr>
+              <w:pBdr>
+                <w:bottom w:val="single" w:color="AFBECC" w:sz="6"/>
+              </w:pBdr>
+              <w:spacing w:after="30" w:before="150"/>
+            </w:pPr>
+            <w:r>
+              <w:t xml:space="preserve"/>
+            </w:r>
+          </w:p>
+        </w:tc>
+        <w:tc>
+          <w:tcPr>
+            <w:tcW w:type="dxa" w:w="2200"/>
+            <w:tcMar>
+              <w:top w:type="dxa" w:w="80"/>
+              <w:left w:type="dxa" w:w="100"/>
+              <w:bottom w:type="dxa" w:w="80"/>
+              <w:right w:type="dxa" w:w="100"/>
+            </w:tcMar>
+            <w:vAlign w:val="top"/>
+          </w:tcPr>
           <w:p>
             <w:pPr>
               <w:spacing w:after="40"/>
-            </w:pPr>
-            <w:r>
-              <w:rPr>
-                <w:sz w:val="21"/>
-                <w:szCs w:val="21"/>
-              </w:rPr>
-              <w:t xml:space="preserve">The number of unit cubes inside a rectangular prism. Formula: V = l × w × h.</w:t>
-            </w:r>
-          </w:p>
-          <w:p>
-            <w:pPr>
-              <w:spacing w:after="0"/>
-            </w:pPr>
-            <w:r>
-              <w:rPr>
-                <w:b/>
-                <w:bCs/>
-                <w:color w:val="1FA6A2"/>
-                <w:sz w:val="18"/>
-                <w:szCs w:val="18"/>
-              </w:rPr>
-              <w:t xml:space="preserve">Example:  </w:t>
-            </w:r>
-            <w:r>
-              <w:rPr>
-                <w:i/>
-                <w:iCs/>
-                <w:color w:val="5F6F80"/>
-                <w:sz w:val="18"/>
-                <w:szCs w:val="18"/>
-              </w:rPr>
-              <w:t xml:space="preserve">V = l × w × h; 3 × 4 × 5 = 60 cubic units.</w:t>
-            </w:r>
-          </w:p>
-        </w:tc>
-      </w:tr>
-    </w:tbl>
-    <w:tbl>
-      <w:tblPr>
-        <w:tblW w:type="pct" w:w="100%"/>
-        <w:tblBorders>
-          <w:top w:val="none" w:color="FFFFFF" w:sz="0"/>
-          <w:left w:val="none" w:color="FFFFFF" w:sz="0"/>
-          <w:bottom w:val="single" w:color="C7D2DD" w:sz="4"/>
-          <w:right w:val="none" w:color="FFFFFF" w:sz="0"/>
-          <w:insideH w:val="none" w:color="FFFFFF" w:sz="0"/>
-          <w:insideV w:val="none" w:color="FFFFFF" w:sz="0"/>
-        </w:tblBorders>
-      </w:tblPr>
-      <w:tblGrid>
-        <w:gridCol w:w="1800"/>
-        <w:gridCol w:w="7560"/>
-      </w:tblGrid>
-      <w:tr>
-        <w:trPr>
-          <w:cantSplit/>
-        </w:trPr>
-        <w:tc>
-          <w:tcPr>
-            <w:tcW w:type="dxa" w:w="1800"/>
-            <w:tcMar>
-              <w:top w:type="dxa" w:w="100"/>
-              <w:left w:type="dxa" w:w="40"/>
-              <w:bottom w:type="dxa" w:w="100"/>
-              <w:right w:type="dxa" w:w="120"/>
-            </w:tcMar>
-            <w:vAlign w:val="center"/>
-          </w:tcPr>
-          <w:p>
-            <w:pPr>
-              <w:spacing w:after="0"/>
               <w:jc w:val="center"/>
             </w:pPr>
             <w:r>
               <w:drawing>
                 <wp:inline distT="0" distB="0" distL="0" distR="0">
-                  <wp:extent cx="1047750" cy="790575"/>
+                  <wp:extent cx="876300" cy="657225"/>
                   <wp:effectExtent t="0" r="0" b="0" l="0"/>
                   <wp:docPr id="1" name="" descr="" title=""/>
                   <wp:cNvGraphicFramePr>
@@ -485,7 +733,7 @@
                         <pic:spPr bwMode="auto">
                           <a:xfrm>
                             <a:off x="0" y="0"/>
-                            <a:ext cx="1047750" cy="790575"/>
+                            <a:ext cx="876300" cy="657225"/>
                           </a:xfrm>
                           <a:prstGeom prst="rect">
                             <a:avLst/>
@@ -498,32 +746,108 @@
               </w:drawing>
             </w:r>
           </w:p>
-        </w:tc>
-        <w:tc>
-          <w:tcPr>
-            <w:tcW w:type="dxa" w:w="7560"/>
-            <w:tcMar>
-              <w:top w:type="dxa" w:w="100"/>
-              <w:left w:type="dxa" w:w="40"/>
-              <w:bottom w:type="dxa" w:w="100"/>
-              <w:right w:type="dxa" w:w="40"/>
-            </w:tcMar>
-            <w:vAlign w:val="center"/>
-          </w:tcPr>
-          <w:p>
-            <w:pPr>
-              <w:spacing w:after="50"/>
+          <w:p>
+            <w:pPr>
+              <w:spacing w:after="0"/>
+            </w:pPr>
+            <w:r>
+              <w:rPr>
+                <w:i/>
+                <w:iCs/>
+                <w:color w:val="5F6F80"/>
+                <w:sz w:val="18"/>
+                <w:szCs w:val="18"/>
+              </w:rPr>
+              <w:t xml:space="preserve">A box 3 × 2 × 4 holds 24 unit cubes, so V = 24 cubic units</w:t>
+            </w:r>
+          </w:p>
+        </w:tc>
+      </w:tr>
+      <w:tr>
+        <w:trPr>
+          <w:cantSplit/>
+        </w:trPr>
+        <w:tc>
+          <w:tcPr>
+            <w:tcW w:type="dxa" w:w="1800"/>
+            <w:tcMar>
+              <w:top w:type="dxa" w:w="80"/>
+              <w:left w:type="dxa" w:w="100"/>
+              <w:bottom w:type="dxa" w:w="80"/>
+              <w:right w:type="dxa" w:w="100"/>
+            </w:tcMar>
+            <w:vAlign w:val="top"/>
+          </w:tcPr>
+          <w:p>
+            <w:pPr>
+              <w:spacing w:after="30"/>
             </w:pPr>
             <w:r>
               <w:rPr>
                 <w:b/>
                 <w:bCs/>
                 <w:color w:val="12355B"/>
-                <w:sz w:val="24"/>
-                <w:szCs w:val="24"/>
-              </w:rPr>
-              <w:t xml:space="preserve">Volume</w:t>
-            </w:r>
+                <w:sz w:val="21"/>
+                <w:szCs w:val="21"/>
+              </w:rPr>
+              <w:t xml:space="preserve">Rectangular prism</w:t>
+            </w:r>
+          </w:p>
+          <w:p>
+            <w:pPr>
+              <w:spacing w:after="0"/>
+            </w:pPr>
+            <w:r>
+              <w:rPr>
+                <w:i/>
+                <w:iCs/>
+                <w:color w:val="5F6F80"/>
+                <w:sz w:val="18"/>
+                <w:szCs w:val="18"/>
+              </w:rPr>
+              <w:t xml:space="preserve">Prisma rectangular</w:t>
+            </w:r>
+          </w:p>
+        </w:tc>
+        <w:tc>
+          <w:tcPr>
+            <w:tcW w:type="dxa" w:w="3160"/>
+            <w:tcMar>
+              <w:top w:type="dxa" w:w="80"/>
+              <w:left w:type="dxa" w:w="100"/>
+              <w:bottom w:type="dxa" w:w="80"/>
+              <w:right w:type="dxa" w:w="100"/>
+            </w:tcMar>
+            <w:vAlign w:val="top"/>
+          </w:tcPr>
+          <w:p>
+            <w:pPr>
+              <w:spacing w:after="0"/>
+            </w:pPr>
+            <w:r>
+              <w:rPr>
+                <w:sz w:val="20"/>
+                <w:szCs w:val="20"/>
+              </w:rPr>
+              <w:t xml:space="preserve">A solid box shape with six flat rectangle sides.</w:t>
+            </w:r>
+          </w:p>
+        </w:tc>
+        <w:tc>
+          <w:tcPr>
+            <w:tcW w:type="dxa" w:w="2200"/>
+            <w:tcMar>
+              <w:top w:type="dxa" w:w="80"/>
+              <w:left w:type="dxa" w:w="100"/>
+              <w:bottom w:type="dxa" w:w="80"/>
+              <w:right w:type="dxa" w:w="100"/>
+            </w:tcMar>
+            <w:vAlign w:val="top"/>
+          </w:tcPr>
+          <w:p>
+            <w:pPr>
+              <w:spacing w:after="40"/>
+            </w:pPr>
             <w:r>
               <w:rPr>
                 <w:i/>
@@ -532,89 +856,41 @@
                 <w:sz w:val="19"/>
                 <w:szCs w:val="19"/>
               </w:rPr>
-              <w:t xml:space="preserve">   Volumen</w:t>
-            </w:r>
-          </w:p>
+              <w:t xml:space="preserve">Not Rectangular prism: write a counter-example that breaks the definition.</w:t>
+            </w:r>
+          </w:p>
+          <w:p>
+            <w:pPr>
+              <w:pBdr>
+                <w:bottom w:val="single" w:color="AFBECC" w:sz="6"/>
+              </w:pBdr>
+              <w:spacing w:after="30" w:before="150"/>
+            </w:pPr>
+            <w:r>
+              <w:t xml:space="preserve"/>
+            </w:r>
+          </w:p>
+        </w:tc>
+        <w:tc>
+          <w:tcPr>
+            <w:tcW w:type="dxa" w:w="2200"/>
+            <w:tcMar>
+              <w:top w:type="dxa" w:w="80"/>
+              <w:left w:type="dxa" w:w="100"/>
+              <w:bottom w:type="dxa" w:w="80"/>
+              <w:right w:type="dxa" w:w="100"/>
+            </w:tcMar>
+            <w:vAlign w:val="top"/>
+          </w:tcPr>
           <w:p>
             <w:pPr>
               <w:spacing w:after="40"/>
-            </w:pPr>
-            <w:r>
-              <w:rPr>
-                <w:sz w:val="21"/>
-                <w:szCs w:val="21"/>
-              </w:rPr>
-              <w:t xml:space="preserve">How much space is inside a solid shape.</w:t>
-            </w:r>
-          </w:p>
-          <w:p>
-            <w:pPr>
-              <w:spacing w:after="0"/>
-            </w:pPr>
-            <w:r>
-              <w:rPr>
-                <w:b/>
-                <w:bCs/>
-                <w:color w:val="1FA6A2"/>
-                <w:sz w:val="18"/>
-                <w:szCs w:val="18"/>
-              </w:rPr>
-              <w:t xml:space="preserve">Example:  </w:t>
-            </w:r>
-            <w:r>
-              <w:rPr>
-                <w:i/>
-                <w:iCs/>
-                <w:color w:val="5F6F80"/>
-                <w:sz w:val="18"/>
-                <w:szCs w:val="18"/>
-              </w:rPr>
-              <w:t xml:space="preserve">A box 3 × 2 × 4 holds 24 unit cubes, so V = 24 cubic units</w:t>
-            </w:r>
-          </w:p>
-        </w:tc>
-      </w:tr>
-    </w:tbl>
-    <w:tbl>
-      <w:tblPr>
-        <w:tblW w:type="pct" w:w="100%"/>
-        <w:tblBorders>
-          <w:top w:val="none" w:color="FFFFFF" w:sz="0"/>
-          <w:left w:val="none" w:color="FFFFFF" w:sz="0"/>
-          <w:bottom w:val="single" w:color="C7D2DD" w:sz="4"/>
-          <w:right w:val="none" w:color="FFFFFF" w:sz="0"/>
-          <w:insideH w:val="none" w:color="FFFFFF" w:sz="0"/>
-          <w:insideV w:val="none" w:color="FFFFFF" w:sz="0"/>
-        </w:tblBorders>
-      </w:tblPr>
-      <w:tblGrid>
-        <w:gridCol w:w="1800"/>
-        <w:gridCol w:w="7560"/>
-      </w:tblGrid>
-      <w:tr>
-        <w:trPr>
-          <w:cantSplit/>
-        </w:trPr>
-        <w:tc>
-          <w:tcPr>
-            <w:tcW w:type="dxa" w:w="1800"/>
-            <w:tcMar>
-              <w:top w:type="dxa" w:w="100"/>
-              <w:left w:type="dxa" w:w="40"/>
-              <w:bottom w:type="dxa" w:w="100"/>
-              <w:right w:type="dxa" w:w="120"/>
-            </w:tcMar>
-            <w:vAlign w:val="center"/>
-          </w:tcPr>
-          <w:p>
-            <w:pPr>
-              <w:spacing w:after="0"/>
               <w:jc w:val="center"/>
             </w:pPr>
             <w:r>
               <w:drawing>
                 <wp:inline distT="0" distB="0" distL="0" distR="0">
-                  <wp:extent cx="1047750" cy="695325"/>
+                  <wp:extent cx="876300" cy="581025"/>
                   <wp:effectExtent t="0" r="0" b="0" l="0"/>
                   <wp:docPr id="1" name="" descr="" title=""/>
                   <wp:cNvGraphicFramePr>
@@ -639,7 +915,7 @@
                         <pic:spPr bwMode="auto">
                           <a:xfrm>
                             <a:off x="0" y="0"/>
-                            <a:ext cx="1047750" cy="695325"/>
+                            <a:ext cx="876300" cy="581025"/>
                           </a:xfrm>
                           <a:prstGeom prst="rect">
                             <a:avLst/>
@@ -652,32 +928,108 @@
               </w:drawing>
             </w:r>
           </w:p>
-        </w:tc>
-        <w:tc>
-          <w:tcPr>
-            <w:tcW w:type="dxa" w:w="7560"/>
-            <w:tcMar>
-              <w:top w:type="dxa" w:w="100"/>
-              <w:left w:type="dxa" w:w="40"/>
-              <w:bottom w:type="dxa" w:w="100"/>
-              <w:right w:type="dxa" w:w="40"/>
-            </w:tcMar>
-            <w:vAlign w:val="center"/>
-          </w:tcPr>
-          <w:p>
-            <w:pPr>
-              <w:spacing w:after="50"/>
+          <w:p>
+            <w:pPr>
+              <w:spacing w:after="0"/>
+            </w:pPr>
+            <w:r>
+              <w:rPr>
+                <w:i/>
+                <w:iCs/>
+                <w:color w:val="5F6F80"/>
+                <w:sz w:val="18"/>
+                <w:szCs w:val="18"/>
+              </w:rPr>
+              <w:t xml:space="preserve">A cereal box or shoe box — it has length, width, and height</w:t>
+            </w:r>
+          </w:p>
+        </w:tc>
+      </w:tr>
+      <w:tr>
+        <w:trPr>
+          <w:cantSplit/>
+        </w:trPr>
+        <w:tc>
+          <w:tcPr>
+            <w:tcW w:type="dxa" w:w="1800"/>
+            <w:tcMar>
+              <w:top w:type="dxa" w:w="80"/>
+              <w:left w:type="dxa" w:w="100"/>
+              <w:bottom w:type="dxa" w:w="80"/>
+              <w:right w:type="dxa" w:w="100"/>
+            </w:tcMar>
+            <w:vAlign w:val="top"/>
+          </w:tcPr>
+          <w:p>
+            <w:pPr>
+              <w:spacing w:after="30"/>
             </w:pPr>
             <w:r>
               <w:rPr>
                 <w:b/>
                 <w:bCs/>
                 <w:color w:val="12355B"/>
-                <w:sz w:val="24"/>
-                <w:szCs w:val="24"/>
-              </w:rPr>
-              <w:t xml:space="preserve">Rectangular prism</w:t>
-            </w:r>
+                <w:sz w:val="21"/>
+                <w:szCs w:val="21"/>
+              </w:rPr>
+              <w:t xml:space="preserve">Cubic units</w:t>
+            </w:r>
+          </w:p>
+          <w:p>
+            <w:pPr>
+              <w:spacing w:after="0"/>
+            </w:pPr>
+            <w:r>
+              <w:rPr>
+                <w:i/>
+                <w:iCs/>
+                <w:color w:val="5F6F80"/>
+                <w:sz w:val="18"/>
+                <w:szCs w:val="18"/>
+              </w:rPr>
+              <w:t xml:space="preserve">Unidades cúbicas</w:t>
+            </w:r>
+          </w:p>
+        </w:tc>
+        <w:tc>
+          <w:tcPr>
+            <w:tcW w:type="dxa" w:w="3160"/>
+            <w:tcMar>
+              <w:top w:type="dxa" w:w="80"/>
+              <w:left w:type="dxa" w:w="100"/>
+              <w:bottom w:type="dxa" w:w="80"/>
+              <w:right w:type="dxa" w:w="100"/>
+            </w:tcMar>
+            <w:vAlign w:val="top"/>
+          </w:tcPr>
+          <w:p>
+            <w:pPr>
+              <w:spacing w:after="0"/>
+            </w:pPr>
+            <w:r>
+              <w:rPr>
+                <w:sz w:val="20"/>
+                <w:szCs w:val="20"/>
+              </w:rPr>
+              <w:t xml:space="preserve">The units used to measure space inside, like cubic inches.</w:t>
+            </w:r>
+          </w:p>
+        </w:tc>
+        <w:tc>
+          <w:tcPr>
+            <w:tcW w:type="dxa" w:w="2200"/>
+            <w:tcMar>
+              <w:top w:type="dxa" w:w="80"/>
+              <w:left w:type="dxa" w:w="100"/>
+              <w:bottom w:type="dxa" w:w="80"/>
+              <w:right w:type="dxa" w:w="100"/>
+            </w:tcMar>
+            <w:vAlign w:val="top"/>
+          </w:tcPr>
+          <w:p>
+            <w:pPr>
+              <w:spacing w:after="40"/>
+            </w:pPr>
             <w:r>
               <w:rPr>
                 <w:i/>
@@ -686,89 +1038,41 @@
                 <w:sz w:val="19"/>
                 <w:szCs w:val="19"/>
               </w:rPr>
-              <w:t xml:space="preserve">   Prisma rectangular</w:t>
-            </w:r>
-          </w:p>
+              <w:t xml:space="preserve">Not Cubic units: write a counter-example that breaks the definition.</w:t>
+            </w:r>
+          </w:p>
+          <w:p>
+            <w:pPr>
+              <w:pBdr>
+                <w:bottom w:val="single" w:color="AFBECC" w:sz="6"/>
+              </w:pBdr>
+              <w:spacing w:after="30" w:before="150"/>
+            </w:pPr>
+            <w:r>
+              <w:t xml:space="preserve"/>
+            </w:r>
+          </w:p>
+        </w:tc>
+        <w:tc>
+          <w:tcPr>
+            <w:tcW w:type="dxa" w:w="2200"/>
+            <w:tcMar>
+              <w:top w:type="dxa" w:w="80"/>
+              <w:left w:type="dxa" w:w="100"/>
+              <w:bottom w:type="dxa" w:w="80"/>
+              <w:right w:type="dxa" w:w="100"/>
+            </w:tcMar>
+            <w:vAlign w:val="top"/>
+          </w:tcPr>
           <w:p>
             <w:pPr>
               <w:spacing w:after="40"/>
-            </w:pPr>
-            <w:r>
-              <w:rPr>
-                <w:sz w:val="21"/>
-                <w:szCs w:val="21"/>
-              </w:rPr>
-              <w:t xml:space="preserve">A solid box shape with six flat rectangle sides.</w:t>
-            </w:r>
-          </w:p>
-          <w:p>
-            <w:pPr>
-              <w:spacing w:after="0"/>
-            </w:pPr>
-            <w:r>
-              <w:rPr>
-                <w:b/>
-                <w:bCs/>
-                <w:color w:val="1FA6A2"/>
-                <w:sz w:val="18"/>
-                <w:szCs w:val="18"/>
-              </w:rPr>
-              <w:t xml:space="preserve">Example:  </w:t>
-            </w:r>
-            <w:r>
-              <w:rPr>
-                <w:i/>
-                <w:iCs/>
-                <w:color w:val="5F6F80"/>
-                <w:sz w:val="18"/>
-                <w:szCs w:val="18"/>
-              </w:rPr>
-              <w:t xml:space="preserve">A cereal box or shoe box — it has length, width, and height</w:t>
-            </w:r>
-          </w:p>
-        </w:tc>
-      </w:tr>
-    </w:tbl>
-    <w:tbl>
-      <w:tblPr>
-        <w:tblW w:type="pct" w:w="100%"/>
-        <w:tblBorders>
-          <w:top w:val="none" w:color="FFFFFF" w:sz="0"/>
-          <w:left w:val="none" w:color="FFFFFF" w:sz="0"/>
-          <w:bottom w:val="single" w:color="C7D2DD" w:sz="4"/>
-          <w:right w:val="none" w:color="FFFFFF" w:sz="0"/>
-          <w:insideH w:val="none" w:color="FFFFFF" w:sz="0"/>
-          <w:insideV w:val="none" w:color="FFFFFF" w:sz="0"/>
-        </w:tblBorders>
-      </w:tblPr>
-      <w:tblGrid>
-        <w:gridCol w:w="1800"/>
-        <w:gridCol w:w="7560"/>
-      </w:tblGrid>
-      <w:tr>
-        <w:trPr>
-          <w:cantSplit/>
-        </w:trPr>
-        <w:tc>
-          <w:tcPr>
-            <w:tcW w:type="dxa" w:w="1800"/>
-            <w:tcMar>
-              <w:top w:type="dxa" w:w="100"/>
-              <w:left w:type="dxa" w:w="40"/>
-              <w:bottom w:type="dxa" w:w="100"/>
-              <w:right w:type="dxa" w:w="120"/>
-            </w:tcMar>
-            <w:vAlign w:val="center"/>
-          </w:tcPr>
-          <w:p>
-            <w:pPr>
-              <w:spacing w:after="0"/>
               <w:jc w:val="center"/>
             </w:pPr>
             <w:r>
               <w:drawing>
                 <wp:inline distT="0" distB="0" distL="0" distR="0">
-                  <wp:extent cx="1047750" cy="790575"/>
+                  <wp:extent cx="876300" cy="657225"/>
                   <wp:effectExtent t="0" r="0" b="0" l="0"/>
                   <wp:docPr id="1" name="" descr="" title=""/>
                   <wp:cNvGraphicFramePr>
@@ -793,7 +1097,7 @@
                         <pic:spPr bwMode="auto">
                           <a:xfrm>
                             <a:off x="0" y="0"/>
-                            <a:ext cx="1047750" cy="790575"/>
+                            <a:ext cx="876300" cy="657225"/>
                           </a:xfrm>
                           <a:prstGeom prst="rect">
                             <a:avLst/>
@@ -806,32 +1110,108 @@
               </w:drawing>
             </w:r>
           </w:p>
-        </w:tc>
-        <w:tc>
-          <w:tcPr>
-            <w:tcW w:type="dxa" w:w="7560"/>
-            <w:tcMar>
-              <w:top w:type="dxa" w:w="100"/>
-              <w:left w:type="dxa" w:w="40"/>
-              <w:bottom w:type="dxa" w:w="100"/>
-              <w:right w:type="dxa" w:w="40"/>
-            </w:tcMar>
-            <w:vAlign w:val="center"/>
-          </w:tcPr>
-          <w:p>
-            <w:pPr>
-              <w:spacing w:after="50"/>
+          <w:p>
+            <w:pPr>
+              <w:spacing w:after="0"/>
+            </w:pPr>
+            <w:r>
+              <w:rPr>
+                <w:i/>
+                <w:iCs/>
+                <w:color w:val="5F6F80"/>
+                <w:sz w:val="18"/>
+                <w:szCs w:val="18"/>
+              </w:rPr>
+              <w:t xml:space="preserve">A tiny cube that is 1 in × 1 in × 1 in = 1 in³ (one cubic inch)</w:t>
+            </w:r>
+          </w:p>
+        </w:tc>
+      </w:tr>
+      <w:tr>
+        <w:trPr>
+          <w:cantSplit/>
+        </w:trPr>
+        <w:tc>
+          <w:tcPr>
+            <w:tcW w:type="dxa" w:w="1800"/>
+            <w:tcMar>
+              <w:top w:type="dxa" w:w="80"/>
+              <w:left w:type="dxa" w:w="100"/>
+              <w:bottom w:type="dxa" w:w="80"/>
+              <w:right w:type="dxa" w:w="100"/>
+            </w:tcMar>
+            <w:vAlign w:val="top"/>
+          </w:tcPr>
+          <w:p>
+            <w:pPr>
+              <w:spacing w:after="30"/>
             </w:pPr>
             <w:r>
               <w:rPr>
                 <w:b/>
                 <w:bCs/>
                 <w:color w:val="12355B"/>
-                <w:sz w:val="24"/>
-                <w:szCs w:val="24"/>
-              </w:rPr>
-              <w:t xml:space="preserve">Cubic units</w:t>
-            </w:r>
+                <w:sz w:val="21"/>
+                <w:szCs w:val="21"/>
+              </w:rPr>
+              <w:t xml:space="preserve">Length, width, height</w:t>
+            </w:r>
+          </w:p>
+          <w:p>
+            <w:pPr>
+              <w:spacing w:after="0"/>
+            </w:pPr>
+            <w:r>
+              <w:rPr>
+                <w:i/>
+                <w:iCs/>
+                <w:color w:val="5F6F80"/>
+                <w:sz w:val="18"/>
+                <w:szCs w:val="18"/>
+              </w:rPr>
+              <w:t xml:space="preserve">Largo, ancho, altura</w:t>
+            </w:r>
+          </w:p>
+        </w:tc>
+        <w:tc>
+          <w:tcPr>
+            <w:tcW w:type="dxa" w:w="3160"/>
+            <w:tcMar>
+              <w:top w:type="dxa" w:w="80"/>
+              <w:left w:type="dxa" w:w="100"/>
+              <w:bottom w:type="dxa" w:w="80"/>
+              <w:right w:type="dxa" w:w="100"/>
+            </w:tcMar>
+            <w:vAlign w:val="top"/>
+          </w:tcPr>
+          <w:p>
+            <w:pPr>
+              <w:spacing w:after="0"/>
+            </w:pPr>
+            <w:r>
+              <w:rPr>
+                <w:sz w:val="20"/>
+                <w:szCs w:val="20"/>
+              </w:rPr>
+              <w:t xml:space="preserve">How long, how wide, and how tall a box is.</w:t>
+            </w:r>
+          </w:p>
+        </w:tc>
+        <w:tc>
+          <w:tcPr>
+            <w:tcW w:type="dxa" w:w="2200"/>
+            <w:tcMar>
+              <w:top w:type="dxa" w:w="80"/>
+              <w:left w:type="dxa" w:w="100"/>
+              <w:bottom w:type="dxa" w:w="80"/>
+              <w:right w:type="dxa" w:w="100"/>
+            </w:tcMar>
+            <w:vAlign w:val="top"/>
+          </w:tcPr>
+          <w:p>
+            <w:pPr>
+              <w:spacing w:after="40"/>
+            </w:pPr>
             <w:r>
               <w:rPr>
                 <w:i/>
@@ -840,89 +1220,41 @@
                 <w:sz w:val="19"/>
                 <w:szCs w:val="19"/>
               </w:rPr>
-              <w:t xml:space="preserve">   Unidades cúbicas</w:t>
-            </w:r>
-          </w:p>
+              <w:t xml:space="preserve">Not Length, width, height: write a counter-example that breaks the definition.</w:t>
+            </w:r>
+          </w:p>
+          <w:p>
+            <w:pPr>
+              <w:pBdr>
+                <w:bottom w:val="single" w:color="AFBECC" w:sz="6"/>
+              </w:pBdr>
+              <w:spacing w:after="30" w:before="150"/>
+            </w:pPr>
+            <w:r>
+              <w:t xml:space="preserve"/>
+            </w:r>
+          </w:p>
+        </w:tc>
+        <w:tc>
+          <w:tcPr>
+            <w:tcW w:type="dxa" w:w="2200"/>
+            <w:tcMar>
+              <w:top w:type="dxa" w:w="80"/>
+              <w:left w:type="dxa" w:w="100"/>
+              <w:bottom w:type="dxa" w:w="80"/>
+              <w:right w:type="dxa" w:w="100"/>
+            </w:tcMar>
+            <w:vAlign w:val="top"/>
+          </w:tcPr>
           <w:p>
             <w:pPr>
               <w:spacing w:after="40"/>
-            </w:pPr>
-            <w:r>
-              <w:rPr>
-                <w:sz w:val="21"/>
-                <w:szCs w:val="21"/>
-              </w:rPr>
-              <w:t xml:space="preserve">The units used to measure space inside, like cubic inches.</w:t>
-            </w:r>
-          </w:p>
-          <w:p>
-            <w:pPr>
-              <w:spacing w:after="0"/>
-            </w:pPr>
-            <w:r>
-              <w:rPr>
-                <w:b/>
-                <w:bCs/>
-                <w:color w:val="1FA6A2"/>
-                <w:sz w:val="18"/>
-                <w:szCs w:val="18"/>
-              </w:rPr>
-              <w:t xml:space="preserve">Example:  </w:t>
-            </w:r>
-            <w:r>
-              <w:rPr>
-                <w:i/>
-                <w:iCs/>
-                <w:color w:val="5F6F80"/>
-                <w:sz w:val="18"/>
-                <w:szCs w:val="18"/>
-              </w:rPr>
-              <w:t xml:space="preserve">A tiny cube that is 1 in × 1 in × 1 in = 1 in³ (one cubic inch)</w:t>
-            </w:r>
-          </w:p>
-        </w:tc>
-      </w:tr>
-    </w:tbl>
-    <w:tbl>
-      <w:tblPr>
-        <w:tblW w:type="pct" w:w="100%"/>
-        <w:tblBorders>
-          <w:top w:val="none" w:color="FFFFFF" w:sz="0"/>
-          <w:left w:val="none" w:color="FFFFFF" w:sz="0"/>
-          <w:bottom w:val="single" w:color="C7D2DD" w:sz="4"/>
-          <w:right w:val="none" w:color="FFFFFF" w:sz="0"/>
-          <w:insideH w:val="none" w:color="FFFFFF" w:sz="0"/>
-          <w:insideV w:val="none" w:color="FFFFFF" w:sz="0"/>
-        </w:tblBorders>
-      </w:tblPr>
-      <w:tblGrid>
-        <w:gridCol w:w="1800"/>
-        <w:gridCol w:w="7560"/>
-      </w:tblGrid>
-      <w:tr>
-        <w:trPr>
-          <w:cantSplit/>
-        </w:trPr>
-        <w:tc>
-          <w:tcPr>
-            <w:tcW w:type="dxa" w:w="1800"/>
-            <w:tcMar>
-              <w:top w:type="dxa" w:w="100"/>
-              <w:left w:type="dxa" w:w="40"/>
-              <w:bottom w:type="dxa" w:w="100"/>
-              <w:right w:type="dxa" w:w="120"/>
-            </w:tcMar>
-            <w:vAlign w:val="center"/>
-          </w:tcPr>
-          <w:p>
-            <w:pPr>
-              <w:spacing w:after="0"/>
               <w:jc w:val="center"/>
             </w:pPr>
             <w:r>
               <w:drawing>
                 <wp:inline distT="0" distB="0" distL="0" distR="0">
-                  <wp:extent cx="1047750" cy="790575"/>
+                  <wp:extent cx="876300" cy="657225"/>
                   <wp:effectExtent t="0" r="0" b="0" l="0"/>
                   <wp:docPr id="1" name="" descr="" title=""/>
                   <wp:cNvGraphicFramePr>
@@ -947,7 +1279,7 @@
                         <pic:spPr bwMode="auto">
                           <a:xfrm>
                             <a:off x="0" y="0"/>
-                            <a:ext cx="1047750" cy="790575"/>
+                            <a:ext cx="876300" cy="657225"/>
                           </a:xfrm>
                           <a:prstGeom prst="rect">
                             <a:avLst/>
@@ -960,32 +1292,108 @@
               </w:drawing>
             </w:r>
           </w:p>
-        </w:tc>
-        <w:tc>
-          <w:tcPr>
-            <w:tcW w:type="dxa" w:w="7560"/>
-            <w:tcMar>
-              <w:top w:type="dxa" w:w="100"/>
-              <w:left w:type="dxa" w:w="40"/>
-              <w:bottom w:type="dxa" w:w="100"/>
-              <w:right w:type="dxa" w:w="40"/>
-            </w:tcMar>
-            <w:vAlign w:val="center"/>
-          </w:tcPr>
-          <w:p>
-            <w:pPr>
-              <w:spacing w:after="50"/>
+          <w:p>
+            <w:pPr>
+              <w:spacing w:after="0"/>
+            </w:pPr>
+            <w:r>
+              <w:rPr>
+                <w:i/>
+                <w:iCs/>
+                <w:color w:val="5F6F80"/>
+                <w:sz w:val="18"/>
+                <w:szCs w:val="18"/>
+              </w:rPr>
+              <w:t xml:space="preserve">V = l × w × h: for a box 5 × 3 × 2, volume = 30 cubic units</w:t>
+            </w:r>
+          </w:p>
+        </w:tc>
+      </w:tr>
+      <w:tr>
+        <w:trPr>
+          <w:cantSplit/>
+        </w:trPr>
+        <w:tc>
+          <w:tcPr>
+            <w:tcW w:type="dxa" w:w="1800"/>
+            <w:tcMar>
+              <w:top w:type="dxa" w:w="80"/>
+              <w:left w:type="dxa" w:w="100"/>
+              <w:bottom w:type="dxa" w:w="80"/>
+              <w:right w:type="dxa" w:w="100"/>
+            </w:tcMar>
+            <w:vAlign w:val="top"/>
+          </w:tcPr>
+          <w:p>
+            <w:pPr>
+              <w:spacing w:after="30"/>
             </w:pPr>
             <w:r>
               <w:rPr>
                 <w:b/>
                 <w:bCs/>
                 <w:color w:val="12355B"/>
-                <w:sz w:val="24"/>
-                <w:szCs w:val="24"/>
-              </w:rPr>
-              <w:t xml:space="preserve">Length, width, height</w:t>
-            </w:r>
+                <w:sz w:val="21"/>
+                <w:szCs w:val="21"/>
+              </w:rPr>
+              <w:t xml:space="preserve">Net</w:t>
+            </w:r>
+          </w:p>
+          <w:p>
+            <w:pPr>
+              <w:spacing w:after="0"/>
+            </w:pPr>
+            <w:r>
+              <w:rPr>
+                <w:i/>
+                <w:iCs/>
+                <w:color w:val="5F6F80"/>
+                <w:sz w:val="18"/>
+                <w:szCs w:val="18"/>
+              </w:rPr>
+              <w:t xml:space="preserve">Plantilla (desarrollo plano)</w:t>
+            </w:r>
+          </w:p>
+        </w:tc>
+        <w:tc>
+          <w:tcPr>
+            <w:tcW w:type="dxa" w:w="3160"/>
+            <w:tcMar>
+              <w:top w:type="dxa" w:w="80"/>
+              <w:left w:type="dxa" w:w="100"/>
+              <w:bottom w:type="dxa" w:w="80"/>
+              <w:right w:type="dxa" w:w="100"/>
+            </w:tcMar>
+            <w:vAlign w:val="top"/>
+          </w:tcPr>
+          <w:p>
+            <w:pPr>
+              <w:spacing w:after="0"/>
+            </w:pPr>
+            <w:r>
+              <w:rPr>
+                <w:sz w:val="20"/>
+                <w:szCs w:val="20"/>
+              </w:rPr>
+              <w:t xml:space="preserve">A flat shape that folds up into a solid.</w:t>
+            </w:r>
+          </w:p>
+        </w:tc>
+        <w:tc>
+          <w:tcPr>
+            <w:tcW w:type="dxa" w:w="2200"/>
+            <w:tcMar>
+              <w:top w:type="dxa" w:w="80"/>
+              <w:left w:type="dxa" w:w="100"/>
+              <w:bottom w:type="dxa" w:w="80"/>
+              <w:right w:type="dxa" w:w="100"/>
+            </w:tcMar>
+            <w:vAlign w:val="top"/>
+          </w:tcPr>
+          <w:p>
+            <w:pPr>
+              <w:spacing w:after="40"/>
+            </w:pPr>
             <w:r>
               <w:rPr>
                 <w:i/>
@@ -994,89 +1402,41 @@
                 <w:sz w:val="19"/>
                 <w:szCs w:val="19"/>
               </w:rPr>
-              <w:t xml:space="preserve">   Largo, ancho, altura</w:t>
-            </w:r>
-          </w:p>
+              <w:t xml:space="preserve">Not Net: write a counter-example that breaks the definition.</w:t>
+            </w:r>
+          </w:p>
+          <w:p>
+            <w:pPr>
+              <w:pBdr>
+                <w:bottom w:val="single" w:color="AFBECC" w:sz="6"/>
+              </w:pBdr>
+              <w:spacing w:after="30" w:before="150"/>
+            </w:pPr>
+            <w:r>
+              <w:t xml:space="preserve"/>
+            </w:r>
+          </w:p>
+        </w:tc>
+        <w:tc>
+          <w:tcPr>
+            <w:tcW w:type="dxa" w:w="2200"/>
+            <w:tcMar>
+              <w:top w:type="dxa" w:w="80"/>
+              <w:left w:type="dxa" w:w="100"/>
+              <w:bottom w:type="dxa" w:w="80"/>
+              <w:right w:type="dxa" w:w="100"/>
+            </w:tcMar>
+            <w:vAlign w:val="top"/>
+          </w:tcPr>
           <w:p>
             <w:pPr>
               <w:spacing w:after="40"/>
-            </w:pPr>
-            <w:r>
-              <w:rPr>
-                <w:sz w:val="21"/>
-                <w:szCs w:val="21"/>
-              </w:rPr>
-              <w:t xml:space="preserve">How long, how wide, and how tall a box is.</w:t>
-            </w:r>
-          </w:p>
-          <w:p>
-            <w:pPr>
-              <w:spacing w:after="0"/>
-            </w:pPr>
-            <w:r>
-              <w:rPr>
-                <w:b/>
-                <w:bCs/>
-                <w:color w:val="1FA6A2"/>
-                <w:sz w:val="18"/>
-                <w:szCs w:val="18"/>
-              </w:rPr>
-              <w:t xml:space="preserve">Example:  </w:t>
-            </w:r>
-            <w:r>
-              <w:rPr>
-                <w:i/>
-                <w:iCs/>
-                <w:color w:val="5F6F80"/>
-                <w:sz w:val="18"/>
-                <w:szCs w:val="18"/>
-              </w:rPr>
-              <w:t xml:space="preserve">V = l × w × h: for a box 5 × 3 × 2, volume = 30 cubic units</w:t>
-            </w:r>
-          </w:p>
-        </w:tc>
-      </w:tr>
-    </w:tbl>
-    <w:tbl>
-      <w:tblPr>
-        <w:tblW w:type="pct" w:w="100%"/>
-        <w:tblBorders>
-          <w:top w:val="none" w:color="FFFFFF" w:sz="0"/>
-          <w:left w:val="none" w:color="FFFFFF" w:sz="0"/>
-          <w:bottom w:val="single" w:color="C7D2DD" w:sz="4"/>
-          <w:right w:val="none" w:color="FFFFFF" w:sz="0"/>
-          <w:insideH w:val="none" w:color="FFFFFF" w:sz="0"/>
-          <w:insideV w:val="none" w:color="FFFFFF" w:sz="0"/>
-        </w:tblBorders>
-      </w:tblPr>
-      <w:tblGrid>
-        <w:gridCol w:w="1800"/>
-        <w:gridCol w:w="7560"/>
-      </w:tblGrid>
-      <w:tr>
-        <w:trPr>
-          <w:cantSplit/>
-        </w:trPr>
-        <w:tc>
-          <w:tcPr>
-            <w:tcW w:type="dxa" w:w="1800"/>
-            <w:tcMar>
-              <w:top w:type="dxa" w:w="100"/>
-              <w:left w:type="dxa" w:w="40"/>
-              <w:bottom w:type="dxa" w:w="100"/>
-              <w:right w:type="dxa" w:w="120"/>
-            </w:tcMar>
-            <w:vAlign w:val="center"/>
-          </w:tcPr>
-          <w:p>
-            <w:pPr>
-              <w:spacing w:after="0"/>
               <w:jc w:val="center"/>
             </w:pPr>
             <w:r>
               <w:drawing>
                 <wp:inline distT="0" distB="0" distL="0" distR="0">
-                  <wp:extent cx="1047750" cy="695325"/>
+                  <wp:extent cx="876300" cy="581025"/>
                   <wp:effectExtent t="0" r="0" b="0" l="0"/>
                   <wp:docPr id="1" name="" descr="" title=""/>
                   <wp:cNvGraphicFramePr>
@@ -1101,7 +1461,7 @@
                         <pic:spPr bwMode="auto">
                           <a:xfrm>
                             <a:off x="0" y="0"/>
-                            <a:ext cx="1047750" cy="695325"/>
+                            <a:ext cx="876300" cy="581025"/>
                           </a:xfrm>
                           <a:prstGeom prst="rect">
                             <a:avLst/>
@@ -1114,32 +1474,108 @@
               </w:drawing>
             </w:r>
           </w:p>
-        </w:tc>
-        <w:tc>
-          <w:tcPr>
-            <w:tcW w:type="dxa" w:w="7560"/>
-            <w:tcMar>
-              <w:top w:type="dxa" w:w="100"/>
-              <w:left w:type="dxa" w:w="40"/>
-              <w:bottom w:type="dxa" w:w="100"/>
-              <w:right w:type="dxa" w:w="40"/>
-            </w:tcMar>
-            <w:vAlign w:val="center"/>
-          </w:tcPr>
-          <w:p>
-            <w:pPr>
-              <w:spacing w:after="50"/>
+          <w:p>
+            <w:pPr>
+              <w:spacing w:after="0"/>
+            </w:pPr>
+            <w:r>
+              <w:rPr>
+                <w:i/>
+                <w:iCs/>
+                <w:color w:val="5F6F80"/>
+                <w:sz w:val="18"/>
+                <w:szCs w:val="18"/>
+              </w:rPr>
+              <w:t xml:space="preserve">A cross-shaped pattern of 6 rectangles folds into a rectangular box</w:t>
+            </w:r>
+          </w:p>
+        </w:tc>
+      </w:tr>
+      <w:tr>
+        <w:trPr>
+          <w:cantSplit/>
+        </w:trPr>
+        <w:tc>
+          <w:tcPr>
+            <w:tcW w:type="dxa" w:w="1800"/>
+            <w:tcMar>
+              <w:top w:type="dxa" w:w="80"/>
+              <w:left w:type="dxa" w:w="100"/>
+              <w:bottom w:type="dxa" w:w="80"/>
+              <w:right w:type="dxa" w:w="100"/>
+            </w:tcMar>
+            <w:vAlign w:val="top"/>
+          </w:tcPr>
+          <w:p>
+            <w:pPr>
+              <w:spacing w:after="30"/>
             </w:pPr>
             <w:r>
               <w:rPr>
                 <w:b/>
                 <w:bCs/>
                 <w:color w:val="12355B"/>
-                <w:sz w:val="24"/>
-                <w:szCs w:val="24"/>
-              </w:rPr>
-              <w:t xml:space="preserve">Net</w:t>
-            </w:r>
+                <w:sz w:val="21"/>
+                <w:szCs w:val="21"/>
+              </w:rPr>
+              <w:t xml:space="preserve">Edge</w:t>
+            </w:r>
+          </w:p>
+          <w:p>
+            <w:pPr>
+              <w:spacing w:after="0"/>
+            </w:pPr>
+            <w:r>
+              <w:rPr>
+                <w:i/>
+                <w:iCs/>
+                <w:color w:val="5F6F80"/>
+                <w:sz w:val="18"/>
+                <w:szCs w:val="18"/>
+              </w:rPr>
+              <w:t xml:space="preserve">Arista</w:t>
+            </w:r>
+          </w:p>
+        </w:tc>
+        <w:tc>
+          <w:tcPr>
+            <w:tcW w:type="dxa" w:w="3160"/>
+            <w:tcMar>
+              <w:top w:type="dxa" w:w="80"/>
+              <w:left w:type="dxa" w:w="100"/>
+              <w:bottom w:type="dxa" w:w="80"/>
+              <w:right w:type="dxa" w:w="100"/>
+            </w:tcMar>
+            <w:vAlign w:val="top"/>
+          </w:tcPr>
+          <w:p>
+            <w:pPr>
+              <w:spacing w:after="0"/>
+            </w:pPr>
+            <w:r>
+              <w:rPr>
+                <w:sz w:val="20"/>
+                <w:szCs w:val="20"/>
+              </w:rPr>
+              <w:t xml:space="preserve">The line where two flat sides of a solid meet.</w:t>
+            </w:r>
+          </w:p>
+        </w:tc>
+        <w:tc>
+          <w:tcPr>
+            <w:tcW w:type="dxa" w:w="2200"/>
+            <w:tcMar>
+              <w:top w:type="dxa" w:w="80"/>
+              <w:left w:type="dxa" w:w="100"/>
+              <w:bottom w:type="dxa" w:w="80"/>
+              <w:right w:type="dxa" w:w="100"/>
+            </w:tcMar>
+            <w:vAlign w:val="top"/>
+          </w:tcPr>
+          <w:p>
+            <w:pPr>
+              <w:spacing w:after="40"/>
+            </w:pPr>
             <w:r>
               <w:rPr>
                 <w:i/>
@@ -1148,89 +1584,41 @@
                 <w:sz w:val="19"/>
                 <w:szCs w:val="19"/>
               </w:rPr>
-              <w:t xml:space="preserve">   Plantilla (desarrollo plano)</w:t>
-            </w:r>
-          </w:p>
+              <w:t xml:space="preserve">Not Edge: write a counter-example that breaks the definition.</w:t>
+            </w:r>
+          </w:p>
+          <w:p>
+            <w:pPr>
+              <w:pBdr>
+                <w:bottom w:val="single" w:color="AFBECC" w:sz="6"/>
+              </w:pBdr>
+              <w:spacing w:after="30" w:before="150"/>
+            </w:pPr>
+            <w:r>
+              <w:t xml:space="preserve"/>
+            </w:r>
+          </w:p>
+        </w:tc>
+        <w:tc>
+          <w:tcPr>
+            <w:tcW w:type="dxa" w:w="2200"/>
+            <w:tcMar>
+              <w:top w:type="dxa" w:w="80"/>
+              <w:left w:type="dxa" w:w="100"/>
+              <w:bottom w:type="dxa" w:w="80"/>
+              <w:right w:type="dxa" w:w="100"/>
+            </w:tcMar>
+            <w:vAlign w:val="top"/>
+          </w:tcPr>
           <w:p>
             <w:pPr>
               <w:spacing w:after="40"/>
-            </w:pPr>
-            <w:r>
-              <w:rPr>
-                <w:sz w:val="21"/>
-                <w:szCs w:val="21"/>
-              </w:rPr>
-              <w:t xml:space="preserve">A flat shape that folds up into a solid.</w:t>
-            </w:r>
-          </w:p>
-          <w:p>
-            <w:pPr>
-              <w:spacing w:after="0"/>
-            </w:pPr>
-            <w:r>
-              <w:rPr>
-                <w:b/>
-                <w:bCs/>
-                <w:color w:val="1FA6A2"/>
-                <w:sz w:val="18"/>
-                <w:szCs w:val="18"/>
-              </w:rPr>
-              <w:t xml:space="preserve">Example:  </w:t>
-            </w:r>
-            <w:r>
-              <w:rPr>
-                <w:i/>
-                <w:iCs/>
-                <w:color w:val="5F6F80"/>
-                <w:sz w:val="18"/>
-                <w:szCs w:val="18"/>
-              </w:rPr>
-              <w:t xml:space="preserve">A cross-shaped pattern of 6 rectangles folds into a rectangular box</w:t>
-            </w:r>
-          </w:p>
-        </w:tc>
-      </w:tr>
-    </w:tbl>
-    <w:tbl>
-      <w:tblPr>
-        <w:tblW w:type="pct" w:w="100%"/>
-        <w:tblBorders>
-          <w:top w:val="none" w:color="FFFFFF" w:sz="0"/>
-          <w:left w:val="none" w:color="FFFFFF" w:sz="0"/>
-          <w:bottom w:val="single" w:color="C7D2DD" w:sz="4"/>
-          <w:right w:val="none" w:color="FFFFFF" w:sz="0"/>
-          <w:insideH w:val="none" w:color="FFFFFF" w:sz="0"/>
-          <w:insideV w:val="none" w:color="FFFFFF" w:sz="0"/>
-        </w:tblBorders>
-      </w:tblPr>
-      <w:tblGrid>
-        <w:gridCol w:w="1800"/>
-        <w:gridCol w:w="7560"/>
-      </w:tblGrid>
-      <w:tr>
-        <w:trPr>
-          <w:cantSplit/>
-        </w:trPr>
-        <w:tc>
-          <w:tcPr>
-            <w:tcW w:type="dxa" w:w="1800"/>
-            <w:tcMar>
-              <w:top w:type="dxa" w:w="100"/>
-              <w:left w:type="dxa" w:w="40"/>
-              <w:bottom w:type="dxa" w:w="100"/>
-              <w:right w:type="dxa" w:w="120"/>
-            </w:tcMar>
-            <w:vAlign w:val="center"/>
-          </w:tcPr>
-          <w:p>
-            <w:pPr>
-              <w:spacing w:after="0"/>
               <w:jc w:val="center"/>
             </w:pPr>
             <w:r>
               <w:drawing>
                 <wp:inline distT="0" distB="0" distL="0" distR="0">
-                  <wp:extent cx="1047750" cy="790575"/>
+                  <wp:extent cx="876300" cy="657225"/>
                   <wp:effectExtent t="0" r="0" b="0" l="0"/>
                   <wp:docPr id="1" name="" descr="" title=""/>
                   <wp:cNvGraphicFramePr>
@@ -1255,7 +1643,7 @@
                         <pic:spPr bwMode="auto">
                           <a:xfrm>
                             <a:off x="0" y="0"/>
-                            <a:ext cx="1047750" cy="790575"/>
+                            <a:ext cx="876300" cy="657225"/>
                           </a:xfrm>
                           <a:prstGeom prst="rect">
                             <a:avLst/>
@@ -1268,32 +1656,108 @@
               </w:drawing>
             </w:r>
           </w:p>
-        </w:tc>
-        <w:tc>
-          <w:tcPr>
-            <w:tcW w:type="dxa" w:w="7560"/>
-            <w:tcMar>
-              <w:top w:type="dxa" w:w="100"/>
-              <w:left w:type="dxa" w:w="40"/>
-              <w:bottom w:type="dxa" w:w="100"/>
-              <w:right w:type="dxa" w:w="40"/>
-            </w:tcMar>
-            <w:vAlign w:val="center"/>
-          </w:tcPr>
-          <w:p>
-            <w:pPr>
-              <w:spacing w:after="50"/>
+          <w:p>
+            <w:pPr>
+              <w:spacing w:after="0"/>
+            </w:pPr>
+            <w:r>
+              <w:rPr>
+                <w:i/>
+                <w:iCs/>
+                <w:color w:val="5F6F80"/>
+                <w:sz w:val="18"/>
+                <w:szCs w:val="18"/>
+              </w:rPr>
+              <w:t xml:space="preserve">A cube has 12 edges — 4 along the top, 4 along the bottom, 4 vertical</w:t>
+            </w:r>
+          </w:p>
+        </w:tc>
+      </w:tr>
+      <w:tr>
+        <w:trPr>
+          <w:cantSplit/>
+        </w:trPr>
+        <w:tc>
+          <w:tcPr>
+            <w:tcW w:type="dxa" w:w="1800"/>
+            <w:tcMar>
+              <w:top w:type="dxa" w:w="80"/>
+              <w:left w:type="dxa" w:w="100"/>
+              <w:bottom w:type="dxa" w:w="80"/>
+              <w:right w:type="dxa" w:w="100"/>
+            </w:tcMar>
+            <w:vAlign w:val="top"/>
+          </w:tcPr>
+          <w:p>
+            <w:pPr>
+              <w:spacing w:after="30"/>
             </w:pPr>
             <w:r>
               <w:rPr>
                 <w:b/>
                 <w:bCs/>
                 <w:color w:val="12355B"/>
-                <w:sz w:val="24"/>
-                <w:szCs w:val="24"/>
-              </w:rPr>
-              <w:t xml:space="preserve">Edge</w:t>
-            </w:r>
+                <w:sz w:val="21"/>
+                <w:szCs w:val="21"/>
+              </w:rPr>
+              <w:t xml:space="preserve">Unit cube</w:t>
+            </w:r>
+          </w:p>
+          <w:p>
+            <w:pPr>
+              <w:spacing w:after="0"/>
+            </w:pPr>
+            <w:r>
+              <w:rPr>
+                <w:i/>
+                <w:iCs/>
+                <w:color w:val="5F6F80"/>
+                <w:sz w:val="18"/>
+                <w:szCs w:val="18"/>
+              </w:rPr>
+              <w:t xml:space="preserve">Cubo unitario</w:t>
+            </w:r>
+          </w:p>
+        </w:tc>
+        <w:tc>
+          <w:tcPr>
+            <w:tcW w:type="dxa" w:w="3160"/>
+            <w:tcMar>
+              <w:top w:type="dxa" w:w="80"/>
+              <w:left w:type="dxa" w:w="100"/>
+              <w:bottom w:type="dxa" w:w="80"/>
+              <w:right w:type="dxa" w:w="100"/>
+            </w:tcMar>
+            <w:vAlign w:val="top"/>
+          </w:tcPr>
+          <w:p>
+            <w:pPr>
+              <w:spacing w:after="0"/>
+            </w:pPr>
+            <w:r>
+              <w:rPr>
+                <w:sz w:val="20"/>
+                <w:szCs w:val="20"/>
+              </w:rPr>
+              <w:t xml:space="preserve">A cube that measures one unit on every edge.</w:t>
+            </w:r>
+          </w:p>
+        </w:tc>
+        <w:tc>
+          <w:tcPr>
+            <w:tcW w:type="dxa" w:w="2200"/>
+            <w:tcMar>
+              <w:top w:type="dxa" w:w="80"/>
+              <w:left w:type="dxa" w:w="100"/>
+              <w:bottom w:type="dxa" w:w="80"/>
+              <w:right w:type="dxa" w:w="100"/>
+            </w:tcMar>
+            <w:vAlign w:val="top"/>
+          </w:tcPr>
+          <w:p>
+            <w:pPr>
+              <w:spacing w:after="40"/>
+            </w:pPr>
             <w:r>
               <w:rPr>
                 <w:i/>
@@ -1302,89 +1766,41 @@
                 <w:sz w:val="19"/>
                 <w:szCs w:val="19"/>
               </w:rPr>
-              <w:t xml:space="preserve">   Arista</w:t>
-            </w:r>
-          </w:p>
+              <w:t xml:space="preserve">Not Unit cube: write a counter-example that breaks the definition.</w:t>
+            </w:r>
+          </w:p>
+          <w:p>
+            <w:pPr>
+              <w:pBdr>
+                <w:bottom w:val="single" w:color="AFBECC" w:sz="6"/>
+              </w:pBdr>
+              <w:spacing w:after="30" w:before="150"/>
+            </w:pPr>
+            <w:r>
+              <w:t xml:space="preserve"/>
+            </w:r>
+          </w:p>
+        </w:tc>
+        <w:tc>
+          <w:tcPr>
+            <w:tcW w:type="dxa" w:w="2200"/>
+            <w:tcMar>
+              <w:top w:type="dxa" w:w="80"/>
+              <w:left w:type="dxa" w:w="100"/>
+              <w:bottom w:type="dxa" w:w="80"/>
+              <w:right w:type="dxa" w:w="100"/>
+            </w:tcMar>
+            <w:vAlign w:val="top"/>
+          </w:tcPr>
           <w:p>
             <w:pPr>
               <w:spacing w:after="40"/>
-            </w:pPr>
-            <w:r>
-              <w:rPr>
-                <w:sz w:val="21"/>
-                <w:szCs w:val="21"/>
-              </w:rPr>
-              <w:t xml:space="preserve">The line where two flat sides of a solid meet.</w:t>
-            </w:r>
-          </w:p>
-          <w:p>
-            <w:pPr>
-              <w:spacing w:after="0"/>
-            </w:pPr>
-            <w:r>
-              <w:rPr>
-                <w:b/>
-                <w:bCs/>
-                <w:color w:val="1FA6A2"/>
-                <w:sz w:val="18"/>
-                <w:szCs w:val="18"/>
-              </w:rPr>
-              <w:t xml:space="preserve">Example:  </w:t>
-            </w:r>
-            <w:r>
-              <w:rPr>
-                <w:i/>
-                <w:iCs/>
-                <w:color w:val="5F6F80"/>
-                <w:sz w:val="18"/>
-                <w:szCs w:val="18"/>
-              </w:rPr>
-              <w:t xml:space="preserve">A cube has 12 edges — 4 along the top, 4 along the bottom, 4 vertical</w:t>
-            </w:r>
-          </w:p>
-        </w:tc>
-      </w:tr>
-    </w:tbl>
-    <w:tbl>
-      <w:tblPr>
-        <w:tblW w:type="pct" w:w="100%"/>
-        <w:tblBorders>
-          <w:top w:val="none" w:color="FFFFFF" w:sz="0"/>
-          <w:left w:val="none" w:color="FFFFFF" w:sz="0"/>
-          <w:bottom w:val="single" w:color="C7D2DD" w:sz="4"/>
-          <w:right w:val="none" w:color="FFFFFF" w:sz="0"/>
-          <w:insideH w:val="none" w:color="FFFFFF" w:sz="0"/>
-          <w:insideV w:val="none" w:color="FFFFFF" w:sz="0"/>
-        </w:tblBorders>
-      </w:tblPr>
-      <w:tblGrid>
-        <w:gridCol w:w="1800"/>
-        <w:gridCol w:w="7560"/>
-      </w:tblGrid>
-      <w:tr>
-        <w:trPr>
-          <w:cantSplit/>
-        </w:trPr>
-        <w:tc>
-          <w:tcPr>
-            <w:tcW w:type="dxa" w:w="1800"/>
-            <w:tcMar>
-              <w:top w:type="dxa" w:w="100"/>
-              <w:left w:type="dxa" w:w="40"/>
-              <w:bottom w:type="dxa" w:w="100"/>
-              <w:right w:type="dxa" w:w="120"/>
-            </w:tcMar>
-            <w:vAlign w:val="center"/>
-          </w:tcPr>
-          <w:p>
-            <w:pPr>
-              <w:spacing w:after="0"/>
               <w:jc w:val="center"/>
             </w:pPr>
             <w:r>
               <w:drawing>
                 <wp:inline distT="0" distB="0" distL="0" distR="0">
-                  <wp:extent cx="1047750" cy="790575"/>
+                  <wp:extent cx="876300" cy="657225"/>
                   <wp:effectExtent t="0" r="0" b="0" l="0"/>
                   <wp:docPr id="1" name="" descr="" title=""/>
                   <wp:cNvGraphicFramePr>
@@ -1409,7 +1825,7 @@
                         <pic:spPr bwMode="auto">
                           <a:xfrm>
                             <a:off x="0" y="0"/>
-                            <a:ext cx="1047750" cy="790575"/>
+                            <a:ext cx="876300" cy="657225"/>
                           </a:xfrm>
                           <a:prstGeom prst="rect">
                             <a:avLst/>
@@ -1422,32 +1838,108 @@
               </w:drawing>
             </w:r>
           </w:p>
-        </w:tc>
-        <w:tc>
-          <w:tcPr>
-            <w:tcW w:type="dxa" w:w="7560"/>
-            <w:tcMar>
-              <w:top w:type="dxa" w:w="100"/>
-              <w:left w:type="dxa" w:w="40"/>
-              <w:bottom w:type="dxa" w:w="100"/>
-              <w:right w:type="dxa" w:w="40"/>
-            </w:tcMar>
-            <w:vAlign w:val="center"/>
-          </w:tcPr>
-          <w:p>
-            <w:pPr>
-              <w:spacing w:after="50"/>
+          <w:p>
+            <w:pPr>
+              <w:spacing w:after="0"/>
+            </w:pPr>
+            <w:r>
+              <w:rPr>
+                <w:i/>
+                <w:iCs/>
+                <w:color w:val="5F6F80"/>
+                <w:sz w:val="18"/>
+                <w:szCs w:val="18"/>
+              </w:rPr>
+              <w:t xml:space="preserve">Unit cubes fill a prism with no gaps.</w:t>
+            </w:r>
+          </w:p>
+        </w:tc>
+      </w:tr>
+      <w:tr>
+        <w:trPr>
+          <w:cantSplit/>
+        </w:trPr>
+        <w:tc>
+          <w:tcPr>
+            <w:tcW w:type="dxa" w:w="1800"/>
+            <w:tcMar>
+              <w:top w:type="dxa" w:w="80"/>
+              <w:left w:type="dxa" w:w="100"/>
+              <w:bottom w:type="dxa" w:w="80"/>
+              <w:right w:type="dxa" w:w="100"/>
+            </w:tcMar>
+            <w:vAlign w:val="top"/>
+          </w:tcPr>
+          <w:p>
+            <w:pPr>
+              <w:spacing w:after="30"/>
             </w:pPr>
             <w:r>
               <w:rPr>
                 <w:b/>
                 <w:bCs/>
                 <w:color w:val="12355B"/>
-                <w:sz w:val="24"/>
-                <w:szCs w:val="24"/>
-              </w:rPr>
-              <w:t xml:space="preserve">Unit cube</w:t>
-            </w:r>
+                <w:sz w:val="21"/>
+                <w:szCs w:val="21"/>
+              </w:rPr>
+              <w:t xml:space="preserve">Base area</w:t>
+            </w:r>
+          </w:p>
+          <w:p>
+            <w:pPr>
+              <w:spacing w:after="0"/>
+            </w:pPr>
+            <w:r>
+              <w:rPr>
+                <w:i/>
+                <w:iCs/>
+                <w:color w:val="5F6F80"/>
+                <w:sz w:val="18"/>
+                <w:szCs w:val="18"/>
+              </w:rPr>
+              <w:t xml:space="preserve">Área de la base</w:t>
+            </w:r>
+          </w:p>
+        </w:tc>
+        <w:tc>
+          <w:tcPr>
+            <w:tcW w:type="dxa" w:w="3160"/>
+            <w:tcMar>
+              <w:top w:type="dxa" w:w="80"/>
+              <w:left w:type="dxa" w:w="100"/>
+              <w:bottom w:type="dxa" w:w="80"/>
+              <w:right w:type="dxa" w:w="100"/>
+            </w:tcMar>
+            <w:vAlign w:val="top"/>
+          </w:tcPr>
+          <w:p>
+            <w:pPr>
+              <w:spacing w:after="0"/>
+            </w:pPr>
+            <w:r>
+              <w:rPr>
+                <w:sz w:val="20"/>
+                <w:szCs w:val="20"/>
+              </w:rPr>
+              <w:t xml:space="preserve">The area of the bottom face of a prism.</w:t>
+            </w:r>
+          </w:p>
+        </w:tc>
+        <w:tc>
+          <w:tcPr>
+            <w:tcW w:type="dxa" w:w="2200"/>
+            <w:tcMar>
+              <w:top w:type="dxa" w:w="80"/>
+              <w:left w:type="dxa" w:w="100"/>
+              <w:bottom w:type="dxa" w:w="80"/>
+              <w:right w:type="dxa" w:w="100"/>
+            </w:tcMar>
+            <w:vAlign w:val="top"/>
+          </w:tcPr>
+          <w:p>
+            <w:pPr>
+              <w:spacing w:after="40"/>
+            </w:pPr>
             <w:r>
               <w:rPr>
                 <w:i/>
@@ -1456,89 +1948,41 @@
                 <w:sz w:val="19"/>
                 <w:szCs w:val="19"/>
               </w:rPr>
-              <w:t xml:space="preserve">   Cubo unitario</w:t>
-            </w:r>
-          </w:p>
+              <w:t xml:space="preserve">Not Base area: write a counter-example that breaks the definition.</w:t>
+            </w:r>
+          </w:p>
+          <w:p>
+            <w:pPr>
+              <w:pBdr>
+                <w:bottom w:val="single" w:color="AFBECC" w:sz="6"/>
+              </w:pBdr>
+              <w:spacing w:after="30" w:before="150"/>
+            </w:pPr>
+            <w:r>
+              <w:t xml:space="preserve"/>
+            </w:r>
+          </w:p>
+        </w:tc>
+        <w:tc>
+          <w:tcPr>
+            <w:tcW w:type="dxa" w:w="2200"/>
+            <w:tcMar>
+              <w:top w:type="dxa" w:w="80"/>
+              <w:left w:type="dxa" w:w="100"/>
+              <w:bottom w:type="dxa" w:w="80"/>
+              <w:right w:type="dxa" w:w="100"/>
+            </w:tcMar>
+            <w:vAlign w:val="top"/>
+          </w:tcPr>
           <w:p>
             <w:pPr>
               <w:spacing w:after="40"/>
-            </w:pPr>
-            <w:r>
-              <w:rPr>
-                <w:sz w:val="21"/>
-                <w:szCs w:val="21"/>
-              </w:rPr>
-              <w:t xml:space="preserve">A cube that measures one unit on every edge.</w:t>
-            </w:r>
-          </w:p>
-          <w:p>
-            <w:pPr>
-              <w:spacing w:after="0"/>
-            </w:pPr>
-            <w:r>
-              <w:rPr>
-                <w:b/>
-                <w:bCs/>
-                <w:color w:val="1FA6A2"/>
-                <w:sz w:val="18"/>
-                <w:szCs w:val="18"/>
-              </w:rPr>
-              <w:t xml:space="preserve">Example:  </w:t>
-            </w:r>
-            <w:r>
-              <w:rPr>
-                <w:i/>
-                <w:iCs/>
-                <w:color w:val="5F6F80"/>
-                <w:sz w:val="18"/>
-                <w:szCs w:val="18"/>
-              </w:rPr>
-              <w:t xml:space="preserve">Unit cubes fill a prism with no gaps.</w:t>
-            </w:r>
-          </w:p>
-        </w:tc>
-      </w:tr>
-    </w:tbl>
-    <w:tbl>
-      <w:tblPr>
-        <w:tblW w:type="pct" w:w="100%"/>
-        <w:tblBorders>
-          <w:top w:val="none" w:color="FFFFFF" w:sz="0"/>
-          <w:left w:val="none" w:color="FFFFFF" w:sz="0"/>
-          <w:bottom w:val="single" w:color="C7D2DD" w:sz="4"/>
-          <w:right w:val="none" w:color="FFFFFF" w:sz="0"/>
-          <w:insideH w:val="none" w:color="FFFFFF" w:sz="0"/>
-          <w:insideV w:val="none" w:color="FFFFFF" w:sz="0"/>
-        </w:tblBorders>
-      </w:tblPr>
-      <w:tblGrid>
-        <w:gridCol w:w="1800"/>
-        <w:gridCol w:w="7560"/>
-      </w:tblGrid>
-      <w:tr>
-        <w:trPr>
-          <w:cantSplit/>
-        </w:trPr>
-        <w:tc>
-          <w:tcPr>
-            <w:tcW w:type="dxa" w:w="1800"/>
-            <w:tcMar>
-              <w:top w:type="dxa" w:w="100"/>
-              <w:left w:type="dxa" w:w="40"/>
-              <w:bottom w:type="dxa" w:w="100"/>
-              <w:right w:type="dxa" w:w="120"/>
-            </w:tcMar>
-            <w:vAlign w:val="center"/>
-          </w:tcPr>
-          <w:p>
-            <w:pPr>
-              <w:spacing w:after="0"/>
               <w:jc w:val="center"/>
             </w:pPr>
             <w:r>
               <w:drawing>
                 <wp:inline distT="0" distB="0" distL="0" distR="0">
-                  <wp:extent cx="1047750" cy="790575"/>
+                  <wp:extent cx="876300" cy="657225"/>
                   <wp:effectExtent t="0" r="0" b="0" l="0"/>
                   <wp:docPr id="1" name="" descr="" title=""/>
                   <wp:cNvGraphicFramePr>
@@ -1563,7 +2007,7 @@
                         <pic:spPr bwMode="auto">
                           <a:xfrm>
                             <a:off x="0" y="0"/>
-                            <a:ext cx="1047750" cy="790575"/>
+                            <a:ext cx="876300" cy="657225"/>
                           </a:xfrm>
                           <a:prstGeom prst="rect">
                             <a:avLst/>
@@ -1576,69 +2020,10 @@
               </w:drawing>
             </w:r>
           </w:p>
-        </w:tc>
-        <w:tc>
-          <w:tcPr>
-            <w:tcW w:type="dxa" w:w="7560"/>
-            <w:tcMar>
-              <w:top w:type="dxa" w:w="100"/>
-              <w:left w:type="dxa" w:w="40"/>
-              <w:bottom w:type="dxa" w:w="100"/>
-              <w:right w:type="dxa" w:w="40"/>
-            </w:tcMar>
-            <w:vAlign w:val="center"/>
-          </w:tcPr>
-          <w:p>
-            <w:pPr>
-              <w:spacing w:after="50"/>
-            </w:pPr>
-            <w:r>
-              <w:rPr>
-                <w:b/>
-                <w:bCs/>
-                <w:color w:val="12355B"/>
-                <w:sz w:val="24"/>
-                <w:szCs w:val="24"/>
-              </w:rPr>
-              <w:t xml:space="preserve">Base area</w:t>
-            </w:r>
-            <w:r>
-              <w:rPr>
-                <w:i/>
-                <w:iCs/>
-                <w:color w:val="5F6F80"/>
-                <w:sz w:val="19"/>
-                <w:szCs w:val="19"/>
-              </w:rPr>
-              <w:t xml:space="preserve">   Área de la base</w:t>
-            </w:r>
-          </w:p>
-          <w:p>
-            <w:pPr>
-              <w:spacing w:after="40"/>
-            </w:pPr>
-            <w:r>
-              <w:rPr>
-                <w:sz w:val="21"/>
-                <w:szCs w:val="21"/>
-              </w:rPr>
-              <w:t xml:space="preserve">The area of the bottom face of a prism.</w:t>
-            </w:r>
-          </w:p>
           <w:p>
             <w:pPr>
               <w:spacing w:after="0"/>
             </w:pPr>
-            <w:r>
-              <w:rPr>
-                <w:b/>
-                <w:bCs/>
-                <w:color w:val="1FA6A2"/>
-                <w:sz w:val="18"/>
-                <w:szCs w:val="18"/>
-              </w:rPr>
-              <w:t xml:space="preserve">Example:  </w:t>
-            </w:r>
             <w:r>
               <w:rPr>
                 <w:i/>
@@ -3002,7 +3387,7 @@
                 <w:sz w:val="21"/>
                 <w:szCs w:val="21"/>
               </w:rPr>
-              <w:t xml:space="preserve">Your team is building time capsule containers to store class memories. Each container is a rectangular prism, and you need to figure out how much each one can hold. That means calculating the volume using whole number dimensions!</w:t>
+              <w:t xml:space="preserve">Your team is building time capsule containers to store class memories. Each container is a rectangular prism, and you need to figure out how much each one can hold. That means calculating the volume using whole number dimensions! Container A is 5 inches long, 3 inches wide, and 4 inches tall. How much can it hold?</w:t>
             </w:r>
           </w:p>
         </w:tc>
@@ -4094,7 +4479,7 @@
           <w:sz w:val="19"/>
           <w:szCs w:val="19"/>
         </w:rPr>
-        <w:t xml:space="preserve">   You Do — show your work</w:t>
+        <w:t xml:space="preserve">   You Do — show your work and reasoning</w:t>
       </w:r>
     </w:p>
     <w:p>
@@ -4109,7 +4494,7 @@
           <w:sz w:val="19"/>
           <w:szCs w:val="19"/>
         </w:rPr>
-        <w:t xml:space="preserve">Solve each problem. Show your thinking in the work box.</w:t>
+        <w:t xml:space="preserve">Solve each problem in the middle column and explain your reasoning using the sentence starters on the right.</w:t>
       </w:r>
     </w:p>
     <w:p>
@@ -4138,120 +4523,219 @@
         <w:t xml:space="preserve">   grade-level practice</w:t>
       </w:r>
     </w:p>
-    <w:p>
-      <w:pPr>
-        <w:keepNext/>
-        <w:spacing w:after="60" w:before="160"/>
-      </w:pPr>
-      <w:r>
-        <w:rPr>
-          <w:b/>
-          <w:bCs/>
-          <w:color w:val="12355B"/>
-          <w:sz w:val="22"/>
-          <w:szCs w:val="22"/>
-        </w:rPr>
-        <w:t xml:space="preserve">1.  </w:t>
-      </w:r>
-      <w:r>
-        <w:rPr>
-          <w:b/>
-          <w:bCs/>
-          <w:sz w:val="21"/>
-          <w:szCs w:val="21"/>
-        </w:rPr>
-        <w:t xml:space="preserve">Two storage bins: Bin A is 8 × 6 × 5 inches. Bin B is 9 × 4 × 7 inches. Which holds more and by how much?</w:t>
-      </w:r>
-    </w:p>
-    <w:p>
-      <w:pPr>
-        <w:spacing w:after="40"/>
-        <w:ind w:left="420"/>
-      </w:pPr>
-      <w:r>
-        <w:rPr>
-          <w:sz w:val="20"/>
-          <w:szCs w:val="20"/>
-        </w:rPr>
-        <w:t xml:space="preserve">A)  Bin B by 12 in³</w:t>
-      </w:r>
-    </w:p>
-    <w:p>
-      <w:pPr>
-        <w:spacing w:after="40"/>
-        <w:ind w:left="420"/>
-      </w:pPr>
-      <w:r>
-        <w:rPr>
-          <w:sz w:val="20"/>
-          <w:szCs w:val="20"/>
-        </w:rPr>
-        <w:t xml:space="preserve">B)  Bin A by 12 in³</w:t>
-      </w:r>
-    </w:p>
-    <w:p>
-      <w:pPr>
-        <w:spacing w:after="40"/>
-        <w:ind w:left="420"/>
-      </w:pPr>
-      <w:r>
-        <w:rPr>
-          <w:sz w:val="20"/>
-          <w:szCs w:val="20"/>
-        </w:rPr>
-        <w:t xml:space="preserve">C)  Bin B by 24 in³</w:t>
-      </w:r>
-    </w:p>
-    <w:p>
-      <w:pPr>
-        <w:spacing w:after="40"/>
-        <w:ind w:left="420"/>
-      </w:pPr>
-      <w:r>
-        <w:rPr>
-          <w:sz w:val="20"/>
-          <w:szCs w:val="20"/>
-        </w:rPr>
-        <w:t xml:space="preserve">D)  They hold the same</w:t>
-      </w:r>
-    </w:p>
-    <w:p>
-      <w:pPr>
-        <w:spacing w:after="20"/>
-      </w:pPr>
-      <w:r>
-        <w:t xml:space="preserve"/>
-      </w:r>
-    </w:p>
     <w:tbl>
       <w:tblPr>
-        <w:tblW w:type="pct" w:w="100%"/>
+        <w:tblW w:type="dxa" w:w="9360"/>
         <w:tblBorders>
           <w:top w:val="single" w:color="C7D2DD" w:sz="6"/>
           <w:left w:val="single" w:color="C7D2DD" w:sz="6"/>
           <w:bottom w:val="single" w:color="C7D2DD" w:sz="6"/>
           <w:right w:val="single" w:color="C7D2DD" w:sz="6"/>
-          <w:insideH w:val="single" w:color="auto" w:sz="4"/>
-          <w:insideV w:val="single" w:color="auto" w:sz="4"/>
+          <w:insideH w:val="single" w:color="C7D2DD" w:sz="6"/>
+          <w:insideV w:val="single" w:color="C7D2DD" w:sz="6"/>
         </w:tblBorders>
       </w:tblPr>
       <w:tblGrid>
-        <w:gridCol w:w="100"/>
+        <w:gridCol w:w="2800"/>
+        <w:gridCol w:w="3560"/>
+        <w:gridCol w:w="3000"/>
       </w:tblGrid>
       <w:tr>
-        <w:tc>
-          <w:tcPr>
+        <w:trPr>
+          <w:cantSplit/>
+          <w:tblHeader/>
+        </w:trPr>
+        <w:tc>
+          <w:tcPr>
+            <w:tcW w:type="dxa" w:w="2800"/>
+            <w:shd w:fill="EEF4F8" w:color="auto" w:val="clear"/>
+            <w:tcMar>
+              <w:top w:type="dxa" w:w="60"/>
+              <w:left w:type="dxa" w:w="100"/>
+              <w:bottom w:type="dxa" w:w="60"/>
+              <w:right w:type="dxa" w:w="100"/>
+            </w:tcMar>
+          </w:tcPr>
+          <w:p>
+            <w:pPr>
+              <w:spacing w:after="0"/>
+            </w:pPr>
+            <w:r>
+              <w:rPr>
+                <w:b/>
+                <w:bCs/>
+                <w:color w:val="12355B"/>
+                <w:sz w:val="16"/>
+                <w:szCs w:val="16"/>
+              </w:rPr>
+              <w:t xml:space="preserve">CORE PROBLEM / GIVEN REPRESENTATION</w:t>
+            </w:r>
+          </w:p>
+        </w:tc>
+        <w:tc>
+          <w:tcPr>
+            <w:tcW w:type="dxa" w:w="3560"/>
+            <w:shd w:fill="EEF4F8" w:color="auto" w:val="clear"/>
+            <w:tcMar>
+              <w:top w:type="dxa" w:w="60"/>
+              <w:left w:type="dxa" w:w="100"/>
+              <w:bottom w:type="dxa" w:w="60"/>
+              <w:right w:type="dxa" w:w="100"/>
+            </w:tcMar>
+          </w:tcPr>
+          <w:p>
+            <w:pPr>
+              <w:spacing w:after="0"/>
+            </w:pPr>
+            <w:r>
+              <w:rPr>
+                <w:b/>
+                <w:bCs/>
+                <w:color w:val="12355B"/>
+                <w:sz w:val="16"/>
+                <w:szCs w:val="16"/>
+              </w:rPr>
+              <w:t xml:space="preserve">WORKING SPACE / CALCULATION STEPS</w:t>
+            </w:r>
+          </w:p>
+        </w:tc>
+        <w:tc>
+          <w:tcPr>
+            <w:tcW w:type="dxa" w:w="3000"/>
             <w:shd w:fill="FBF3E2" w:color="auto" w:val="clear"/>
             <w:tcMar>
               <w:top w:type="dxa" w:w="60"/>
-              <w:left w:type="dxa" w:w="120"/>
+              <w:left w:type="dxa" w:w="100"/>
               <w:bottom w:type="dxa" w:w="60"/>
-              <w:right w:type="dxa" w:w="120"/>
-            </w:tcMar>
-          </w:tcPr>
-          <w:p>
-            <w:pPr>
-              <w:spacing w:after="0" w:line="320"/>
+              <w:right w:type="dxa" w:w="100"/>
+            </w:tcMar>
+          </w:tcPr>
+          <w:p>
+            <w:pPr>
+              <w:spacing w:after="0"/>
+            </w:pPr>
+            <w:r>
+              <w:rPr>
+                <w:b/>
+                <w:bCs/>
+                <w:color w:val="B97A12"/>
+                <w:sz w:val="16"/>
+                <w:szCs w:val="16"/>
+              </w:rPr>
+              <w:t xml:space="preserve">EXPLAIN YOUR REASONING</w:t>
+            </w:r>
+          </w:p>
+        </w:tc>
+      </w:tr>
+      <w:tr>
+        <w:trPr>
+          <w:cantSplit/>
+        </w:trPr>
+        <w:tc>
+          <w:tcPr>
+            <w:tcW w:type="dxa" w:w="2800"/>
+            <w:tcMar>
+              <w:top w:type="dxa" w:w="80"/>
+              <w:left w:type="dxa" w:w="100"/>
+              <w:bottom w:type="dxa" w:w="80"/>
+              <w:right w:type="dxa" w:w="100"/>
+            </w:tcMar>
+            <w:vAlign w:val="top"/>
+          </w:tcPr>
+          <w:p>
+            <w:pPr>
+              <w:spacing w:after="60"/>
+            </w:pPr>
+            <w:r>
+              <w:rPr>
+                <w:b/>
+                <w:bCs/>
+                <w:color w:val="12355B"/>
+                <w:sz w:val="21"/>
+                <w:szCs w:val="21"/>
+              </w:rPr>
+              <w:t xml:space="preserve">1.  </w:t>
+            </w:r>
+            <w:r>
+              <w:rPr>
+                <w:b/>
+                <w:bCs/>
+                <w:sz w:val="20"/>
+                <w:szCs w:val="20"/>
+              </w:rPr>
+              <w:t xml:space="preserve">Two storage bins: Bin A is 8 × 6 × 5 inches. Bin B is 9 × 4 × 7 inches. Which holds more and by how much?</w:t>
+            </w:r>
+          </w:p>
+          <w:p>
+            <w:pPr>
+              <w:spacing w:after="30"/>
+              <w:ind w:left="180"/>
+            </w:pPr>
+            <w:r>
+              <w:rPr>
+                <w:sz w:val="19"/>
+                <w:szCs w:val="19"/>
+              </w:rPr>
+              <w:t xml:space="preserve">A)  Bin B by 12 in³</w:t>
+            </w:r>
+          </w:p>
+          <w:p>
+            <w:pPr>
+              <w:spacing w:after="30"/>
+              <w:ind w:left="180"/>
+            </w:pPr>
+            <w:r>
+              <w:rPr>
+                <w:sz w:val="19"/>
+                <w:szCs w:val="19"/>
+              </w:rPr>
+              <w:t xml:space="preserve">B)  Bin A by 12 in³</w:t>
+            </w:r>
+          </w:p>
+          <w:p>
+            <w:pPr>
+              <w:spacing w:after="30"/>
+              <w:ind w:left="180"/>
+            </w:pPr>
+            <w:r>
+              <w:rPr>
+                <w:sz w:val="19"/>
+                <w:szCs w:val="19"/>
+              </w:rPr>
+              <w:t xml:space="preserve">C)  Bin B by 24 in³</w:t>
+            </w:r>
+          </w:p>
+          <w:p>
+            <w:pPr>
+              <w:spacing w:after="30"/>
+              <w:ind w:left="180"/>
+            </w:pPr>
+            <w:r>
+              <w:rPr>
+                <w:sz w:val="19"/>
+                <w:szCs w:val="19"/>
+              </w:rPr>
+              <w:t xml:space="preserve">D)  They hold the same</w:t>
+            </w:r>
+          </w:p>
+        </w:tc>
+        <w:tc>
+          <w:tcPr>
+            <w:tcW w:type="dxa" w:w="3560"/>
+            <w:tcMar>
+              <w:top w:type="dxa" w:w="80"/>
+              <w:left w:type="dxa" w:w="100"/>
+              <w:bottom w:type="dxa" w:w="80"/>
+              <w:right w:type="dxa" w:w="100"/>
+            </w:tcMar>
+            <w:vAlign w:val="top"/>
+          </w:tcPr>
+          <w:p>
+            <w:pPr>
+              <w:pBdr>
+                <w:bottom w:val="single" w:color="AFBECC" w:sz="6"/>
+              </w:pBdr>
+              <w:spacing w:after="30" w:before="150"/>
             </w:pPr>
             <w:r>
               <w:t xml:space="preserve"/>
@@ -4259,7 +4743,147 @@
           </w:p>
           <w:p>
             <w:pPr>
-              <w:spacing w:after="0" w:line="320"/>
+              <w:pBdr>
+                <w:bottom w:val="single" w:color="AFBECC" w:sz="6"/>
+              </w:pBdr>
+              <w:spacing w:after="30" w:before="150"/>
+            </w:pPr>
+            <w:r>
+              <w:t xml:space="preserve"/>
+            </w:r>
+          </w:p>
+          <w:p>
+            <w:pPr>
+              <w:pBdr>
+                <w:bottom w:val="single" w:color="AFBECC" w:sz="6"/>
+              </w:pBdr>
+              <w:spacing w:after="30" w:before="150"/>
+            </w:pPr>
+            <w:r>
+              <w:t xml:space="preserve"/>
+            </w:r>
+          </w:p>
+          <w:p>
+            <w:pPr>
+              <w:pBdr>
+                <w:bottom w:val="single" w:color="AFBECC" w:sz="6"/>
+              </w:pBdr>
+              <w:spacing w:after="30" w:before="150"/>
+            </w:pPr>
+            <w:r>
+              <w:t xml:space="preserve"/>
+            </w:r>
+          </w:p>
+        </w:tc>
+        <w:tc>
+          <w:tcPr>
+            <w:tcW w:type="dxa" w:w="3000"/>
+            <w:shd w:fill="FBF3E2" w:color="auto" w:val="clear"/>
+            <w:tcMar>
+              <w:top w:type="dxa" w:w="80"/>
+              <w:left w:type="dxa" w:w="100"/>
+              <w:bottom w:type="dxa" w:w="80"/>
+              <w:right w:type="dxa" w:w="100"/>
+            </w:tcMar>
+            <w:vAlign w:val="top"/>
+          </w:tcPr>
+          <w:p>
+            <w:pPr>
+              <w:spacing w:after="40"/>
+            </w:pPr>
+            <w:r>
+              <w:rPr>
+                <w:b/>
+                <w:bCs/>
+                <w:color w:val="12355B"/>
+                <w:sz w:val="19"/>
+                <w:szCs w:val="19"/>
+              </w:rPr>
+              <w:t xml:space="preserve">Because... </w:t>
+            </w:r>
+            <w:r>
+              <w:rPr>
+                <w:color w:val="AFBECC"/>
+                <w:sz w:val="19"/>
+                <w:szCs w:val="19"/>
+              </w:rPr>
+              <w:t xml:space="preserve">________________</w:t>
+            </w:r>
+          </w:p>
+          <w:p>
+            <w:pPr>
+              <w:pBdr>
+                <w:bottom w:val="single" w:color="AFBECC" w:sz="6"/>
+              </w:pBdr>
+              <w:spacing w:after="30" w:before="150"/>
+            </w:pPr>
+            <w:r>
+              <w:t xml:space="preserve"/>
+            </w:r>
+          </w:p>
+          <w:p>
+            <w:pPr>
+              <w:spacing w:after="40" w:before="80"/>
+            </w:pPr>
+            <w:r>
+              <w:rPr>
+                <w:b/>
+                <w:bCs/>
+                <w:color w:val="6B4FA0"/>
+                <w:sz w:val="19"/>
+                <w:szCs w:val="19"/>
+              </w:rPr>
+              <w:t xml:space="preserve">Although... </w:t>
+            </w:r>
+            <w:r>
+              <w:rPr>
+                <w:color w:val="AFBECC"/>
+                <w:sz w:val="19"/>
+                <w:szCs w:val="19"/>
+              </w:rPr>
+              <w:t xml:space="preserve">_______________</w:t>
+            </w:r>
+          </w:p>
+          <w:p>
+            <w:pPr>
+              <w:pBdr>
+                <w:bottom w:val="single" w:color="AFBECC" w:sz="6"/>
+              </w:pBdr>
+              <w:spacing w:after="30" w:before="150"/>
+            </w:pPr>
+            <w:r>
+              <w:t xml:space="preserve"/>
+            </w:r>
+          </w:p>
+          <w:p>
+            <w:pPr>
+              <w:spacing w:after="40" w:before="80"/>
+            </w:pPr>
+            <w:r>
+              <w:rPr>
+                <w:b/>
+                <w:bCs/>
+                <w:color w:val="1FA6A2"/>
+                <w:sz w:val="19"/>
+                <w:szCs w:val="19"/>
+              </w:rPr>
+              <w:t xml:space="preserve">Therefore... </w:t>
+            </w:r>
+            <w:r>
+              <w:rPr>
+                <w:color w:val="AFBECC"/>
+                <w:sz w:val="19"/>
+                <w:szCs w:val="19"/>
+              </w:rPr>
+              <w:t xml:space="preserve">______________</w:t>
+            </w:r>
+          </w:p>
+          <w:p>
+            <w:pPr>
+              <w:pBdr>
+                <w:bottom w:val="single" w:color="AFBECC" w:sz="6"/>
+              </w:pBdr>
+              <w:spacing w:after="30" w:before="150"/>
             </w:pPr>
             <w:r>
               <w:t xml:space="preserve"/>
@@ -4270,84 +4894,7 @@
     </w:tbl>
     <w:p>
       <w:pPr>
-        <w:keepNext/>
-        <w:spacing w:after="60" w:before="160"/>
-      </w:pPr>
-      <w:r>
-        <w:rPr>
-          <w:b/>
-          <w:bCs/>
-          <w:color w:val="12355B"/>
-          <w:sz w:val="22"/>
-          <w:szCs w:val="22"/>
-        </w:rPr>
-        <w:t xml:space="preserve">2.  </w:t>
-      </w:r>
-      <w:r>
-        <w:rPr>
-          <w:b/>
-          <w:bCs/>
-          <w:sz w:val="21"/>
-          <w:szCs w:val="21"/>
-        </w:rPr>
-        <w:t xml:space="preserve">A rectangular prism has length 8 cm, width 5 cm, and height 4 cm. What is its volume?</w:t>
-      </w:r>
-    </w:p>
-    <w:p>
-      <w:pPr>
-        <w:spacing w:after="40"/>
-        <w:ind w:left="420"/>
-      </w:pPr>
-      <w:r>
-        <w:rPr>
-          <w:sz w:val="20"/>
-          <w:szCs w:val="20"/>
-        </w:rPr>
-        <w:t xml:space="preserve">A)  17 cm³</w:t>
-      </w:r>
-    </w:p>
-    <w:p>
-      <w:pPr>
-        <w:spacing w:after="40"/>
-        <w:ind w:left="420"/>
-      </w:pPr>
-      <w:r>
-        <w:rPr>
-          <w:sz w:val="20"/>
-          <w:szCs w:val="20"/>
-        </w:rPr>
-        <w:t xml:space="preserve">B)  80 cm³</w:t>
-      </w:r>
-    </w:p>
-    <w:p>
-      <w:pPr>
-        <w:spacing w:after="40"/>
-        <w:ind w:left="420"/>
-      </w:pPr>
-      <w:r>
-        <w:rPr>
-          <w:sz w:val="20"/>
-          <w:szCs w:val="20"/>
-        </w:rPr>
-        <w:t xml:space="preserve">C)  120 cm³</w:t>
-      </w:r>
-    </w:p>
-    <w:p>
-      <w:pPr>
-        <w:spacing w:after="40"/>
-        <w:ind w:left="420"/>
-      </w:pPr>
-      <w:r>
-        <w:rPr>
-          <w:sz w:val="20"/>
-          <w:szCs w:val="20"/>
-        </w:rPr>
-        <w:t xml:space="preserve">D)  160 cm³</w:t>
-      </w:r>
-    </w:p>
-    <w:p>
-      <w:pPr>
-        <w:spacing w:after="20"/>
+        <w:spacing w:after="80"/>
       </w:pPr>
       <w:r>
         <w:t xml:space="preserve"/>
@@ -4355,33 +4902,217 @@
     </w:p>
     <w:tbl>
       <w:tblPr>
-        <w:tblW w:type="pct" w:w="100%"/>
+        <w:tblW w:type="dxa" w:w="9360"/>
         <w:tblBorders>
           <w:top w:val="single" w:color="C7D2DD" w:sz="6"/>
           <w:left w:val="single" w:color="C7D2DD" w:sz="6"/>
           <w:bottom w:val="single" w:color="C7D2DD" w:sz="6"/>
           <w:right w:val="single" w:color="C7D2DD" w:sz="6"/>
-          <w:insideH w:val="single" w:color="auto" w:sz="4"/>
-          <w:insideV w:val="single" w:color="auto" w:sz="4"/>
+          <w:insideH w:val="single" w:color="C7D2DD" w:sz="6"/>
+          <w:insideV w:val="single" w:color="C7D2DD" w:sz="6"/>
         </w:tblBorders>
       </w:tblPr>
       <w:tblGrid>
-        <w:gridCol w:w="100"/>
+        <w:gridCol w:w="2800"/>
+        <w:gridCol w:w="3560"/>
+        <w:gridCol w:w="3000"/>
       </w:tblGrid>
       <w:tr>
-        <w:tc>
-          <w:tcPr>
+        <w:trPr>
+          <w:cantSplit/>
+          <w:tblHeader/>
+        </w:trPr>
+        <w:tc>
+          <w:tcPr>
+            <w:tcW w:type="dxa" w:w="2800"/>
+            <w:shd w:fill="EEF4F8" w:color="auto" w:val="clear"/>
+            <w:tcMar>
+              <w:top w:type="dxa" w:w="60"/>
+              <w:left w:type="dxa" w:w="100"/>
+              <w:bottom w:type="dxa" w:w="60"/>
+              <w:right w:type="dxa" w:w="100"/>
+            </w:tcMar>
+          </w:tcPr>
+          <w:p>
+            <w:pPr>
+              <w:spacing w:after="0"/>
+            </w:pPr>
+            <w:r>
+              <w:rPr>
+                <w:b/>
+                <w:bCs/>
+                <w:color w:val="12355B"/>
+                <w:sz w:val="16"/>
+                <w:szCs w:val="16"/>
+              </w:rPr>
+              <w:t xml:space="preserve">CORE PROBLEM / GIVEN REPRESENTATION</w:t>
+            </w:r>
+          </w:p>
+        </w:tc>
+        <w:tc>
+          <w:tcPr>
+            <w:tcW w:type="dxa" w:w="3560"/>
+            <w:shd w:fill="EEF4F8" w:color="auto" w:val="clear"/>
+            <w:tcMar>
+              <w:top w:type="dxa" w:w="60"/>
+              <w:left w:type="dxa" w:w="100"/>
+              <w:bottom w:type="dxa" w:w="60"/>
+              <w:right w:type="dxa" w:w="100"/>
+            </w:tcMar>
+          </w:tcPr>
+          <w:p>
+            <w:pPr>
+              <w:spacing w:after="0"/>
+            </w:pPr>
+            <w:r>
+              <w:rPr>
+                <w:b/>
+                <w:bCs/>
+                <w:color w:val="12355B"/>
+                <w:sz w:val="16"/>
+                <w:szCs w:val="16"/>
+              </w:rPr>
+              <w:t xml:space="preserve">WORKING SPACE / CALCULATION STEPS</w:t>
+            </w:r>
+          </w:p>
+        </w:tc>
+        <w:tc>
+          <w:tcPr>
+            <w:tcW w:type="dxa" w:w="3000"/>
             <w:shd w:fill="FBF3E2" w:color="auto" w:val="clear"/>
             <w:tcMar>
               <w:top w:type="dxa" w:w="60"/>
-              <w:left w:type="dxa" w:w="120"/>
+              <w:left w:type="dxa" w:w="100"/>
               <w:bottom w:type="dxa" w:w="60"/>
-              <w:right w:type="dxa" w:w="120"/>
-            </w:tcMar>
-          </w:tcPr>
-          <w:p>
-            <w:pPr>
-              <w:spacing w:after="0" w:line="320"/>
+              <w:right w:type="dxa" w:w="100"/>
+            </w:tcMar>
+          </w:tcPr>
+          <w:p>
+            <w:pPr>
+              <w:spacing w:after="0"/>
+            </w:pPr>
+            <w:r>
+              <w:rPr>
+                <w:b/>
+                <w:bCs/>
+                <w:color w:val="B97A12"/>
+                <w:sz w:val="16"/>
+                <w:szCs w:val="16"/>
+              </w:rPr>
+              <w:t xml:space="preserve">EXPLAIN YOUR REASONING</w:t>
+            </w:r>
+          </w:p>
+        </w:tc>
+      </w:tr>
+      <w:tr>
+        <w:trPr>
+          <w:cantSplit/>
+        </w:trPr>
+        <w:tc>
+          <w:tcPr>
+            <w:tcW w:type="dxa" w:w="2800"/>
+            <w:tcMar>
+              <w:top w:type="dxa" w:w="80"/>
+              <w:left w:type="dxa" w:w="100"/>
+              <w:bottom w:type="dxa" w:w="80"/>
+              <w:right w:type="dxa" w:w="100"/>
+            </w:tcMar>
+            <w:vAlign w:val="top"/>
+          </w:tcPr>
+          <w:p>
+            <w:pPr>
+              <w:spacing w:after="60"/>
+            </w:pPr>
+            <w:r>
+              <w:rPr>
+                <w:b/>
+                <w:bCs/>
+                <w:color w:val="12355B"/>
+                <w:sz w:val="21"/>
+                <w:szCs w:val="21"/>
+              </w:rPr>
+              <w:t xml:space="preserve">2.  </w:t>
+            </w:r>
+            <w:r>
+              <w:rPr>
+                <w:b/>
+                <w:bCs/>
+                <w:sz w:val="20"/>
+                <w:szCs w:val="20"/>
+              </w:rPr>
+              <w:t xml:space="preserve">A rectangular prism has length 8 cm, width 5 cm, and height 4 cm. What is its volume?</w:t>
+            </w:r>
+          </w:p>
+          <w:p>
+            <w:pPr>
+              <w:spacing w:after="30"/>
+              <w:ind w:left="180"/>
+            </w:pPr>
+            <w:r>
+              <w:rPr>
+                <w:sz w:val="19"/>
+                <w:szCs w:val="19"/>
+              </w:rPr>
+              <w:t xml:space="preserve">A)  17 cm³</w:t>
+            </w:r>
+          </w:p>
+          <w:p>
+            <w:pPr>
+              <w:spacing w:after="30"/>
+              <w:ind w:left="180"/>
+            </w:pPr>
+            <w:r>
+              <w:rPr>
+                <w:sz w:val="19"/>
+                <w:szCs w:val="19"/>
+              </w:rPr>
+              <w:t xml:space="preserve">B)  80 cm³</w:t>
+            </w:r>
+          </w:p>
+          <w:p>
+            <w:pPr>
+              <w:spacing w:after="30"/>
+              <w:ind w:left="180"/>
+            </w:pPr>
+            <w:r>
+              <w:rPr>
+                <w:sz w:val="19"/>
+                <w:szCs w:val="19"/>
+              </w:rPr>
+              <w:t xml:space="preserve">C)  120 cm³</w:t>
+            </w:r>
+          </w:p>
+          <w:p>
+            <w:pPr>
+              <w:spacing w:after="30"/>
+              <w:ind w:left="180"/>
+            </w:pPr>
+            <w:r>
+              <w:rPr>
+                <w:sz w:val="19"/>
+                <w:szCs w:val="19"/>
+              </w:rPr>
+              <w:t xml:space="preserve">D)  160 cm³</w:t>
+            </w:r>
+          </w:p>
+        </w:tc>
+        <w:tc>
+          <w:tcPr>
+            <w:tcW w:type="dxa" w:w="3560"/>
+            <w:tcMar>
+              <w:top w:type="dxa" w:w="80"/>
+              <w:left w:type="dxa" w:w="100"/>
+              <w:bottom w:type="dxa" w:w="80"/>
+              <w:right w:type="dxa" w:w="100"/>
+            </w:tcMar>
+            <w:vAlign w:val="top"/>
+          </w:tcPr>
+          <w:p>
+            <w:pPr>
+              <w:pBdr>
+                <w:bottom w:val="single" w:color="AFBECC" w:sz="6"/>
+              </w:pBdr>
+              <w:spacing w:after="30" w:before="150"/>
             </w:pPr>
             <w:r>
               <w:t xml:space="preserve"/>
@@ -4389,7 +5120,147 @@
           </w:p>
           <w:p>
             <w:pPr>
-              <w:spacing w:after="0" w:line="320"/>
+              <w:pBdr>
+                <w:bottom w:val="single" w:color="AFBECC" w:sz="6"/>
+              </w:pBdr>
+              <w:spacing w:after="30" w:before="150"/>
+            </w:pPr>
+            <w:r>
+              <w:t xml:space="preserve"/>
+            </w:r>
+          </w:p>
+          <w:p>
+            <w:pPr>
+              <w:pBdr>
+                <w:bottom w:val="single" w:color="AFBECC" w:sz="6"/>
+              </w:pBdr>
+              <w:spacing w:after="30" w:before="150"/>
+            </w:pPr>
+            <w:r>
+              <w:t xml:space="preserve"/>
+            </w:r>
+          </w:p>
+          <w:p>
+            <w:pPr>
+              <w:pBdr>
+                <w:bottom w:val="single" w:color="AFBECC" w:sz="6"/>
+              </w:pBdr>
+              <w:spacing w:after="30" w:before="150"/>
+            </w:pPr>
+            <w:r>
+              <w:t xml:space="preserve"/>
+            </w:r>
+          </w:p>
+        </w:tc>
+        <w:tc>
+          <w:tcPr>
+            <w:tcW w:type="dxa" w:w="3000"/>
+            <w:shd w:fill="FBF3E2" w:color="auto" w:val="clear"/>
+            <w:tcMar>
+              <w:top w:type="dxa" w:w="80"/>
+              <w:left w:type="dxa" w:w="100"/>
+              <w:bottom w:type="dxa" w:w="80"/>
+              <w:right w:type="dxa" w:w="100"/>
+            </w:tcMar>
+            <w:vAlign w:val="top"/>
+          </w:tcPr>
+          <w:p>
+            <w:pPr>
+              <w:spacing w:after="40"/>
+            </w:pPr>
+            <w:r>
+              <w:rPr>
+                <w:b/>
+                <w:bCs/>
+                <w:color w:val="12355B"/>
+                <w:sz w:val="19"/>
+                <w:szCs w:val="19"/>
+              </w:rPr>
+              <w:t xml:space="preserve">Because... </w:t>
+            </w:r>
+            <w:r>
+              <w:rPr>
+                <w:color w:val="AFBECC"/>
+                <w:sz w:val="19"/>
+                <w:szCs w:val="19"/>
+              </w:rPr>
+              <w:t xml:space="preserve">________________</w:t>
+            </w:r>
+          </w:p>
+          <w:p>
+            <w:pPr>
+              <w:pBdr>
+                <w:bottom w:val="single" w:color="AFBECC" w:sz="6"/>
+              </w:pBdr>
+              <w:spacing w:after="30" w:before="150"/>
+            </w:pPr>
+            <w:r>
+              <w:t xml:space="preserve"/>
+            </w:r>
+          </w:p>
+          <w:p>
+            <w:pPr>
+              <w:spacing w:after="40" w:before="80"/>
+            </w:pPr>
+            <w:r>
+              <w:rPr>
+                <w:b/>
+                <w:bCs/>
+                <w:color w:val="6B4FA0"/>
+                <w:sz w:val="19"/>
+                <w:szCs w:val="19"/>
+              </w:rPr>
+              <w:t xml:space="preserve">Although... </w:t>
+            </w:r>
+            <w:r>
+              <w:rPr>
+                <w:color w:val="AFBECC"/>
+                <w:sz w:val="19"/>
+                <w:szCs w:val="19"/>
+              </w:rPr>
+              <w:t xml:space="preserve">_______________</w:t>
+            </w:r>
+          </w:p>
+          <w:p>
+            <w:pPr>
+              <w:pBdr>
+                <w:bottom w:val="single" w:color="AFBECC" w:sz="6"/>
+              </w:pBdr>
+              <w:spacing w:after="30" w:before="150"/>
+            </w:pPr>
+            <w:r>
+              <w:t xml:space="preserve"/>
+            </w:r>
+          </w:p>
+          <w:p>
+            <w:pPr>
+              <w:spacing w:after="40" w:before="80"/>
+            </w:pPr>
+            <w:r>
+              <w:rPr>
+                <w:b/>
+                <w:bCs/>
+                <w:color w:val="1FA6A2"/>
+                <w:sz w:val="19"/>
+                <w:szCs w:val="19"/>
+              </w:rPr>
+              <w:t xml:space="preserve">Therefore... </w:t>
+            </w:r>
+            <w:r>
+              <w:rPr>
+                <w:color w:val="AFBECC"/>
+                <w:sz w:val="19"/>
+                <w:szCs w:val="19"/>
+              </w:rPr>
+              <w:t xml:space="preserve">______________</w:t>
+            </w:r>
+          </w:p>
+          <w:p>
+            <w:pPr>
+              <w:pBdr>
+                <w:bottom w:val="single" w:color="AFBECC" w:sz="6"/>
+              </w:pBdr>
+              <w:spacing w:after="30" w:before="150"/>
             </w:pPr>
             <w:r>
               <w:t xml:space="preserve"/>
@@ -4400,84 +5271,7 @@
     </w:tbl>
     <w:p>
       <w:pPr>
-        <w:keepNext/>
-        <w:spacing w:after="60" w:before="160"/>
-      </w:pPr>
-      <w:r>
-        <w:rPr>
-          <w:b/>
-          <w:bCs/>
-          <w:color w:val="12355B"/>
-          <w:sz w:val="22"/>
-          <w:szCs w:val="22"/>
-        </w:rPr>
-        <w:t xml:space="preserve">3.  </w:t>
-      </w:r>
-      <w:r>
-        <w:rPr>
-          <w:b/>
-          <w:bCs/>
-          <w:sz w:val="21"/>
-          <w:szCs w:val="21"/>
-        </w:rPr>
-        <w:t xml:space="preserve">A box has a volume of 72 in³. Its base is 6 in by 4 in. What is its height?</w:t>
-      </w:r>
-    </w:p>
-    <w:p>
-      <w:pPr>
-        <w:spacing w:after="40"/>
-        <w:ind w:left="420"/>
-      </w:pPr>
-      <w:r>
-        <w:rPr>
-          <w:sz w:val="20"/>
-          <w:szCs w:val="20"/>
-        </w:rPr>
-        <w:t xml:space="preserve">A)  2 in</w:t>
-      </w:r>
-    </w:p>
-    <w:p>
-      <w:pPr>
-        <w:spacing w:after="40"/>
-        <w:ind w:left="420"/>
-      </w:pPr>
-      <w:r>
-        <w:rPr>
-          <w:sz w:val="20"/>
-          <w:szCs w:val="20"/>
-        </w:rPr>
-        <w:t xml:space="preserve">B)  3 in</w:t>
-      </w:r>
-    </w:p>
-    <w:p>
-      <w:pPr>
-        <w:spacing w:after="40"/>
-        <w:ind w:left="420"/>
-      </w:pPr>
-      <w:r>
-        <w:rPr>
-          <w:sz w:val="20"/>
-          <w:szCs w:val="20"/>
-        </w:rPr>
-        <w:t xml:space="preserve">C)  12 in</w:t>
-      </w:r>
-    </w:p>
-    <w:p>
-      <w:pPr>
-        <w:spacing w:after="40"/>
-        <w:ind w:left="420"/>
-      </w:pPr>
-      <w:r>
-        <w:rPr>
-          <w:sz w:val="20"/>
-          <w:szCs w:val="20"/>
-        </w:rPr>
-        <w:t xml:space="preserve">D)  18 in</w:t>
-      </w:r>
-    </w:p>
-    <w:p>
-      <w:pPr>
-        <w:spacing w:after="20"/>
+        <w:spacing w:after="80"/>
       </w:pPr>
       <w:r>
         <w:t xml:space="preserve"/>
@@ -4485,33 +5279,217 @@
     </w:p>
     <w:tbl>
       <w:tblPr>
-        <w:tblW w:type="pct" w:w="100%"/>
+        <w:tblW w:type="dxa" w:w="9360"/>
         <w:tblBorders>
           <w:top w:val="single" w:color="C7D2DD" w:sz="6"/>
           <w:left w:val="single" w:color="C7D2DD" w:sz="6"/>
           <w:bottom w:val="single" w:color="C7D2DD" w:sz="6"/>
           <w:right w:val="single" w:color="C7D2DD" w:sz="6"/>
-          <w:insideH w:val="single" w:color="auto" w:sz="4"/>
-          <w:insideV w:val="single" w:color="auto" w:sz="4"/>
+          <w:insideH w:val="single" w:color="C7D2DD" w:sz="6"/>
+          <w:insideV w:val="single" w:color="C7D2DD" w:sz="6"/>
         </w:tblBorders>
       </w:tblPr>
       <w:tblGrid>
-        <w:gridCol w:w="100"/>
+        <w:gridCol w:w="2800"/>
+        <w:gridCol w:w="3560"/>
+        <w:gridCol w:w="3000"/>
       </w:tblGrid>
       <w:tr>
-        <w:tc>
-          <w:tcPr>
+        <w:trPr>
+          <w:cantSplit/>
+          <w:tblHeader/>
+        </w:trPr>
+        <w:tc>
+          <w:tcPr>
+            <w:tcW w:type="dxa" w:w="2800"/>
+            <w:shd w:fill="EEF4F8" w:color="auto" w:val="clear"/>
+            <w:tcMar>
+              <w:top w:type="dxa" w:w="60"/>
+              <w:left w:type="dxa" w:w="100"/>
+              <w:bottom w:type="dxa" w:w="60"/>
+              <w:right w:type="dxa" w:w="100"/>
+            </w:tcMar>
+          </w:tcPr>
+          <w:p>
+            <w:pPr>
+              <w:spacing w:after="0"/>
+            </w:pPr>
+            <w:r>
+              <w:rPr>
+                <w:b/>
+                <w:bCs/>
+                <w:color w:val="12355B"/>
+                <w:sz w:val="16"/>
+                <w:szCs w:val="16"/>
+              </w:rPr>
+              <w:t xml:space="preserve">CORE PROBLEM / GIVEN REPRESENTATION</w:t>
+            </w:r>
+          </w:p>
+        </w:tc>
+        <w:tc>
+          <w:tcPr>
+            <w:tcW w:type="dxa" w:w="3560"/>
+            <w:shd w:fill="EEF4F8" w:color="auto" w:val="clear"/>
+            <w:tcMar>
+              <w:top w:type="dxa" w:w="60"/>
+              <w:left w:type="dxa" w:w="100"/>
+              <w:bottom w:type="dxa" w:w="60"/>
+              <w:right w:type="dxa" w:w="100"/>
+            </w:tcMar>
+          </w:tcPr>
+          <w:p>
+            <w:pPr>
+              <w:spacing w:after="0"/>
+            </w:pPr>
+            <w:r>
+              <w:rPr>
+                <w:b/>
+                <w:bCs/>
+                <w:color w:val="12355B"/>
+                <w:sz w:val="16"/>
+                <w:szCs w:val="16"/>
+              </w:rPr>
+              <w:t xml:space="preserve">WORKING SPACE / CALCULATION STEPS</w:t>
+            </w:r>
+          </w:p>
+        </w:tc>
+        <w:tc>
+          <w:tcPr>
+            <w:tcW w:type="dxa" w:w="3000"/>
             <w:shd w:fill="FBF3E2" w:color="auto" w:val="clear"/>
             <w:tcMar>
               <w:top w:type="dxa" w:w="60"/>
-              <w:left w:type="dxa" w:w="120"/>
+              <w:left w:type="dxa" w:w="100"/>
               <w:bottom w:type="dxa" w:w="60"/>
-              <w:right w:type="dxa" w:w="120"/>
-            </w:tcMar>
-          </w:tcPr>
-          <w:p>
-            <w:pPr>
-              <w:spacing w:after="0" w:line="320"/>
+              <w:right w:type="dxa" w:w="100"/>
+            </w:tcMar>
+          </w:tcPr>
+          <w:p>
+            <w:pPr>
+              <w:spacing w:after="0"/>
+            </w:pPr>
+            <w:r>
+              <w:rPr>
+                <w:b/>
+                <w:bCs/>
+                <w:color w:val="B97A12"/>
+                <w:sz w:val="16"/>
+                <w:szCs w:val="16"/>
+              </w:rPr>
+              <w:t xml:space="preserve">EXPLAIN YOUR REASONING</w:t>
+            </w:r>
+          </w:p>
+        </w:tc>
+      </w:tr>
+      <w:tr>
+        <w:trPr>
+          <w:cantSplit/>
+        </w:trPr>
+        <w:tc>
+          <w:tcPr>
+            <w:tcW w:type="dxa" w:w="2800"/>
+            <w:tcMar>
+              <w:top w:type="dxa" w:w="80"/>
+              <w:left w:type="dxa" w:w="100"/>
+              <w:bottom w:type="dxa" w:w="80"/>
+              <w:right w:type="dxa" w:w="100"/>
+            </w:tcMar>
+            <w:vAlign w:val="top"/>
+          </w:tcPr>
+          <w:p>
+            <w:pPr>
+              <w:spacing w:after="60"/>
+            </w:pPr>
+            <w:r>
+              <w:rPr>
+                <w:b/>
+                <w:bCs/>
+                <w:color w:val="12355B"/>
+                <w:sz w:val="21"/>
+                <w:szCs w:val="21"/>
+              </w:rPr>
+              <w:t xml:space="preserve">3.  </w:t>
+            </w:r>
+            <w:r>
+              <w:rPr>
+                <w:b/>
+                <w:bCs/>
+                <w:sz w:val="20"/>
+                <w:szCs w:val="20"/>
+              </w:rPr>
+              <w:t xml:space="preserve">A box has a volume of 72 in³. Its base is 6 in by 4 in. What is its height?</w:t>
+            </w:r>
+          </w:p>
+          <w:p>
+            <w:pPr>
+              <w:spacing w:after="30"/>
+              <w:ind w:left="180"/>
+            </w:pPr>
+            <w:r>
+              <w:rPr>
+                <w:sz w:val="19"/>
+                <w:szCs w:val="19"/>
+              </w:rPr>
+              <w:t xml:space="preserve">A)  2 in</w:t>
+            </w:r>
+          </w:p>
+          <w:p>
+            <w:pPr>
+              <w:spacing w:after="30"/>
+              <w:ind w:left="180"/>
+            </w:pPr>
+            <w:r>
+              <w:rPr>
+                <w:sz w:val="19"/>
+                <w:szCs w:val="19"/>
+              </w:rPr>
+              <w:t xml:space="preserve">B)  3 in</w:t>
+            </w:r>
+          </w:p>
+          <w:p>
+            <w:pPr>
+              <w:spacing w:after="30"/>
+              <w:ind w:left="180"/>
+            </w:pPr>
+            <w:r>
+              <w:rPr>
+                <w:sz w:val="19"/>
+                <w:szCs w:val="19"/>
+              </w:rPr>
+              <w:t xml:space="preserve">C)  12 in</w:t>
+            </w:r>
+          </w:p>
+          <w:p>
+            <w:pPr>
+              <w:spacing w:after="30"/>
+              <w:ind w:left="180"/>
+            </w:pPr>
+            <w:r>
+              <w:rPr>
+                <w:sz w:val="19"/>
+                <w:szCs w:val="19"/>
+              </w:rPr>
+              <w:t xml:space="preserve">D)  18 in</w:t>
+            </w:r>
+          </w:p>
+        </w:tc>
+        <w:tc>
+          <w:tcPr>
+            <w:tcW w:type="dxa" w:w="3560"/>
+            <w:tcMar>
+              <w:top w:type="dxa" w:w="80"/>
+              <w:left w:type="dxa" w:w="100"/>
+              <w:bottom w:type="dxa" w:w="80"/>
+              <w:right w:type="dxa" w:w="100"/>
+            </w:tcMar>
+            <w:vAlign w:val="top"/>
+          </w:tcPr>
+          <w:p>
+            <w:pPr>
+              <w:pBdr>
+                <w:bottom w:val="single" w:color="AFBECC" w:sz="6"/>
+              </w:pBdr>
+              <w:spacing w:after="30" w:before="150"/>
             </w:pPr>
             <w:r>
               <w:t xml:space="preserve"/>
@@ -4519,7 +5497,147 @@
           </w:p>
           <w:p>
             <w:pPr>
-              <w:spacing w:after="0" w:line="320"/>
+              <w:pBdr>
+                <w:bottom w:val="single" w:color="AFBECC" w:sz="6"/>
+              </w:pBdr>
+              <w:spacing w:after="30" w:before="150"/>
+            </w:pPr>
+            <w:r>
+              <w:t xml:space="preserve"/>
+            </w:r>
+          </w:p>
+          <w:p>
+            <w:pPr>
+              <w:pBdr>
+                <w:bottom w:val="single" w:color="AFBECC" w:sz="6"/>
+              </w:pBdr>
+              <w:spacing w:after="30" w:before="150"/>
+            </w:pPr>
+            <w:r>
+              <w:t xml:space="preserve"/>
+            </w:r>
+          </w:p>
+          <w:p>
+            <w:pPr>
+              <w:pBdr>
+                <w:bottom w:val="single" w:color="AFBECC" w:sz="6"/>
+              </w:pBdr>
+              <w:spacing w:after="30" w:before="150"/>
+            </w:pPr>
+            <w:r>
+              <w:t xml:space="preserve"/>
+            </w:r>
+          </w:p>
+        </w:tc>
+        <w:tc>
+          <w:tcPr>
+            <w:tcW w:type="dxa" w:w="3000"/>
+            <w:shd w:fill="FBF3E2" w:color="auto" w:val="clear"/>
+            <w:tcMar>
+              <w:top w:type="dxa" w:w="80"/>
+              <w:left w:type="dxa" w:w="100"/>
+              <w:bottom w:type="dxa" w:w="80"/>
+              <w:right w:type="dxa" w:w="100"/>
+            </w:tcMar>
+            <w:vAlign w:val="top"/>
+          </w:tcPr>
+          <w:p>
+            <w:pPr>
+              <w:spacing w:after="40"/>
+            </w:pPr>
+            <w:r>
+              <w:rPr>
+                <w:b/>
+                <w:bCs/>
+                <w:color w:val="12355B"/>
+                <w:sz w:val="19"/>
+                <w:szCs w:val="19"/>
+              </w:rPr>
+              <w:t xml:space="preserve">Because... </w:t>
+            </w:r>
+            <w:r>
+              <w:rPr>
+                <w:color w:val="AFBECC"/>
+                <w:sz w:val="19"/>
+                <w:szCs w:val="19"/>
+              </w:rPr>
+              <w:t xml:space="preserve">________________</w:t>
+            </w:r>
+          </w:p>
+          <w:p>
+            <w:pPr>
+              <w:pBdr>
+                <w:bottom w:val="single" w:color="AFBECC" w:sz="6"/>
+              </w:pBdr>
+              <w:spacing w:after="30" w:before="150"/>
+            </w:pPr>
+            <w:r>
+              <w:t xml:space="preserve"/>
+            </w:r>
+          </w:p>
+          <w:p>
+            <w:pPr>
+              <w:spacing w:after="40" w:before="80"/>
+            </w:pPr>
+            <w:r>
+              <w:rPr>
+                <w:b/>
+                <w:bCs/>
+                <w:color w:val="6B4FA0"/>
+                <w:sz w:val="19"/>
+                <w:szCs w:val="19"/>
+              </w:rPr>
+              <w:t xml:space="preserve">Although... </w:t>
+            </w:r>
+            <w:r>
+              <w:rPr>
+                <w:color w:val="AFBECC"/>
+                <w:sz w:val="19"/>
+                <w:szCs w:val="19"/>
+              </w:rPr>
+              <w:t xml:space="preserve">_______________</w:t>
+            </w:r>
+          </w:p>
+          <w:p>
+            <w:pPr>
+              <w:pBdr>
+                <w:bottom w:val="single" w:color="AFBECC" w:sz="6"/>
+              </w:pBdr>
+              <w:spacing w:after="30" w:before="150"/>
+            </w:pPr>
+            <w:r>
+              <w:t xml:space="preserve"/>
+            </w:r>
+          </w:p>
+          <w:p>
+            <w:pPr>
+              <w:spacing w:after="40" w:before="80"/>
+            </w:pPr>
+            <w:r>
+              <w:rPr>
+                <w:b/>
+                <w:bCs/>
+                <w:color w:val="1FA6A2"/>
+                <w:sz w:val="19"/>
+                <w:szCs w:val="19"/>
+              </w:rPr>
+              <w:t xml:space="preserve">Therefore... </w:t>
+            </w:r>
+            <w:r>
+              <w:rPr>
+                <w:color w:val="AFBECC"/>
+                <w:sz w:val="19"/>
+                <w:szCs w:val="19"/>
+              </w:rPr>
+              <w:t xml:space="preserve">______________</w:t>
+            </w:r>
+          </w:p>
+          <w:p>
+            <w:pPr>
+              <w:pBdr>
+                <w:bottom w:val="single" w:color="AFBECC" w:sz="6"/>
+              </w:pBdr>
+              <w:spacing w:after="30" w:before="150"/>
             </w:pPr>
             <w:r>
               <w:t xml:space="preserve"/>
@@ -4528,6 +5646,14 @@
         </w:tc>
       </w:tr>
     </w:tbl>
+    <w:p>
+      <w:pPr>
+        <w:spacing w:after="80"/>
+      </w:pPr>
+      <w:r>
+        <w:t xml:space="preserve"/>
+      </w:r>
+    </w:p>
     <w:p>
       <w:pPr>
         <w:pStyle w:val="Heading1"/>
@@ -4646,6 +5772,149 @@
         <w:t xml:space="preserve"/>
       </w:r>
     </w:p>
+    <w:p>
+      <w:pPr>
+        <w:spacing w:after="60"/>
+      </w:pPr>
+      <w:r>
+        <w:t xml:space="preserve"/>
+      </w:r>
+    </w:p>
+    <w:tbl>
+      <w:tblPr>
+        <w:tblW w:type="dxa" w:w="9360"/>
+        <w:tblBorders>
+          <w:top w:val="single" w:color="C7D2DD" w:sz="6"/>
+          <w:left w:val="single" w:color="C7D2DD" w:sz="6"/>
+          <w:bottom w:val="single" w:color="C7D2DD" w:sz="6"/>
+          <w:right w:val="single" w:color="C7D2DD" w:sz="6"/>
+          <w:insideH w:val="single" w:color="C7D2DD" w:sz="6"/>
+          <w:insideV w:val="single" w:color="C7D2DD" w:sz="6"/>
+        </w:tblBorders>
+      </w:tblPr>
+      <w:tblGrid>
+        <w:gridCol w:w="3120"/>
+        <w:gridCol w:w="3120"/>
+        <w:gridCol w:w="3120"/>
+      </w:tblGrid>
+      <w:tr>
+        <w:trPr>
+          <w:cantSplit/>
+          <w:tblHeader/>
+        </w:trPr>
+        <w:tc>
+          <w:tcPr>
+            <w:tcW w:type="dxa" w:w="9360"/>
+            <w:gridSpan w:val="3"/>
+            <w:shd w:fill="EEF4F8" w:color="auto" w:val="clear"/>
+            <w:tcMar>
+              <w:top w:type="dxa" w:w="60"/>
+              <w:left w:type="dxa" w:w="100"/>
+              <w:bottom w:type="dxa" w:w="60"/>
+              <w:right w:type="dxa" w:w="100"/>
+            </w:tcMar>
+          </w:tcPr>
+          <w:p>
+            <w:pPr>
+              <w:spacing w:after="0"/>
+            </w:pPr>
+            <w:r>
+              <w:rPr>
+                <w:b/>
+                <w:bCs/>
+                <w:color w:val="12355B"/>
+                <w:sz w:val="18"/>
+                <w:szCs w:val="18"/>
+              </w:rPr>
+              <w:t xml:space="preserve">EXIT CHECK · 3-POINT SELF-ASSESSMENT CHECKLIST</w:t>
+            </w:r>
+          </w:p>
+        </w:tc>
+      </w:tr>
+      <w:tr>
+        <w:trPr>
+          <w:cantSplit/>
+        </w:trPr>
+        <w:tc>
+          <w:tcPr>
+            <w:tcW w:type="dxa" w:w="3120"/>
+            <w:tcMar>
+              <w:top w:type="dxa" w:w="80"/>
+              <w:left w:type="dxa" w:w="100"/>
+              <w:bottom w:type="dxa" w:w="80"/>
+              <w:right w:type="dxa" w:w="100"/>
+            </w:tcMar>
+          </w:tcPr>
+          <w:p>
+            <w:pPr>
+              <w:spacing w:after="0"/>
+            </w:pPr>
+            <w:r>
+              <w:rPr>
+                <w:b/>
+                <w:bCs/>
+                <w:color w:val="1A2733"/>
+                <w:sz w:val="18"/>
+                <w:szCs w:val="18"/>
+              </w:rPr>
+              <w:t xml:space="preserve">☐ 1. Units &amp; Labels Verified</w:t>
+            </w:r>
+          </w:p>
+        </w:tc>
+        <w:tc>
+          <w:tcPr>
+            <w:tcW w:type="dxa" w:w="3120"/>
+            <w:tcMar>
+              <w:top w:type="dxa" w:w="80"/>
+              <w:left w:type="dxa" w:w="100"/>
+              <w:bottom w:type="dxa" w:w="80"/>
+              <w:right w:type="dxa" w:w="100"/>
+            </w:tcMar>
+          </w:tcPr>
+          <w:p>
+            <w:pPr>
+              <w:spacing w:after="0"/>
+            </w:pPr>
+            <w:r>
+              <w:rPr>
+                <w:b/>
+                <w:bCs/>
+                <w:color w:val="1A2733"/>
+                <w:sz w:val="18"/>
+                <w:szCs w:val="18"/>
+              </w:rPr>
+              <w:t xml:space="preserve">☐ 2. Reasoning Stated (Because / Although / Therefore)</w:t>
+            </w:r>
+          </w:p>
+        </w:tc>
+        <w:tc>
+          <w:tcPr>
+            <w:tcW w:type="dxa" w:w="3120"/>
+            <w:tcMar>
+              <w:top w:type="dxa" w:w="80"/>
+              <w:left w:type="dxa" w:w="100"/>
+              <w:bottom w:type="dxa" w:w="80"/>
+              <w:right w:type="dxa" w:w="100"/>
+            </w:tcMar>
+          </w:tcPr>
+          <w:p>
+            <w:pPr>
+              <w:spacing w:after="0"/>
+            </w:pPr>
+            <w:r>
+              <w:rPr>
+                <w:b/>
+                <w:bCs/>
+                <w:color w:val="1A2733"/>
+                <w:sz w:val="18"/>
+                <w:szCs w:val="18"/>
+              </w:rPr>
+              <w:t xml:space="preserve">☐ 3. Calculations Double-Checked</w:t>
+            </w:r>
+          </w:p>
+        </w:tc>
+      </w:tr>
+    </w:tbl>
     <w:sectPr>
       <w:headerReference w:type="default" r:id="rId7"/>
       <w:footerReference w:type="default" r:id="rId8"/>
